--- a/Requisitos.docx
+++ b/Requisitos.docx
@@ -5,442 +5,979 @@
     <w:p>
       <w:pPr>
         <w:jc w:val="center"/>
-      </w:pPr>
-      <w:r>
-        <w:rPr>
-          <w:b/>
-          <w:bCs/>
-          <w:sz w:val="32"/>
-          <w:szCs w:val="32"/>
-        </w:rPr>
-        <w:t>Requisitos Funcionas e Não Funcionais</w:t>
-      </w:r>
-    </w:p>
-    <w:p>
-      <w:r>
         <w:rPr>
           <w:b/>
           <w:bCs/>
         </w:rPr>
-        <w:t>Requisitos Funcionais:</w:t>
-      </w:r>
-    </w:p>
-    <w:p>
-      <w:pPr>
-        <w:pStyle w:val="PargrafodaLista"/>
-        <w:numPr>
-          <w:ilvl w:val="0"/>
-          <w:numId w:val="1"/>
-        </w:numPr>
-      </w:pPr>
-      <w:r>
-        <w:t>Autenticação e Gestão de Acesso</w:t>
-      </w:r>
-    </w:p>
-    <w:p>
-      <w:pPr>
-        <w:pStyle w:val="PargrafodaLista"/>
-        <w:numPr>
-          <w:ilvl w:val="1"/>
-          <w:numId w:val="1"/>
-        </w:numPr>
-      </w:pPr>
-      <w:r>
-        <w:t>Login/Registo: Suporte a múltiplos perfis como Atleta, Organizador e Administrador</w:t>
-      </w:r>
-    </w:p>
-    <w:p>
-      <w:pPr>
-        <w:pStyle w:val="PargrafodaLista"/>
-        <w:numPr>
-          <w:ilvl w:val="1"/>
-          <w:numId w:val="1"/>
-        </w:numPr>
-      </w:pPr>
-      <w:r>
-        <w:t>Recuperação de Senha: Fluxo para utilizadores que esqueceram as credenciais de acesso</w:t>
-      </w:r>
-    </w:p>
-    <w:p>
-      <w:pPr>
-        <w:pStyle w:val="PargrafodaLista"/>
-        <w:numPr>
-          <w:ilvl w:val="0"/>
-          <w:numId w:val="1"/>
-        </w:numPr>
-      </w:pPr>
-      <w:r>
-        <w:t>Gestão de Torneios (Visão do organizador)</w:t>
-      </w:r>
-    </w:p>
-    <w:p>
-      <w:pPr>
-        <w:pStyle w:val="PargrafodaLista"/>
-        <w:numPr>
-          <w:ilvl w:val="1"/>
-          <w:numId w:val="1"/>
-        </w:numPr>
-      </w:pPr>
-      <w:r>
-        <w:t xml:space="preserve">Criação de Eventos: Configuração por etapas incluindo </w:t>
-      </w:r>
-      <w:proofErr w:type="spellStart"/>
-      <w:r>
-        <w:t>Info</w:t>
-      </w:r>
-      <w:proofErr w:type="spellEnd"/>
-      <w:r>
-        <w:t>, Equipas, Agenda e Revisão</w:t>
-      </w:r>
-    </w:p>
-    <w:p>
-      <w:pPr>
-        <w:pStyle w:val="PargrafodaLista"/>
-        <w:numPr>
-          <w:ilvl w:val="1"/>
-          <w:numId w:val="1"/>
-        </w:numPr>
-      </w:pPr>
-      <w:r>
-        <w:t>Definição de Formatos: Suporte a formatos de Liga e Eliminatórias</w:t>
-      </w:r>
-    </w:p>
-    <w:p>
-      <w:pPr>
-        <w:pStyle w:val="PargrafodaLista"/>
-        <w:numPr>
-          <w:ilvl w:val="1"/>
-          <w:numId w:val="1"/>
-        </w:numPr>
-      </w:pPr>
-      <w:r>
-        <w:t xml:space="preserve">Painel de Controlo: </w:t>
-      </w:r>
-      <w:proofErr w:type="spellStart"/>
-      <w:r>
-        <w:t>Dashboard</w:t>
-      </w:r>
-      <w:proofErr w:type="spellEnd"/>
-      <w:r>
-        <w:t xml:space="preserve"> estratégico com métricas de atléticos ativos, receita bruta e eventos mensais</w:t>
-      </w:r>
-    </w:p>
-    <w:p>
-      <w:pPr>
-        <w:pStyle w:val="PargrafodaLista"/>
-        <w:numPr>
-          <w:ilvl w:val="1"/>
-          <w:numId w:val="1"/>
-        </w:numPr>
-      </w:pPr>
-      <w:r>
-        <w:t>Gestão de Inscrições: Monitorização de equipas inscritas, validação de documentos e controlo de pagamentos</w:t>
-      </w:r>
-    </w:p>
-    <w:p>
-      <w:pPr>
-        <w:pStyle w:val="PargrafodaLista"/>
-        <w:numPr>
-          <w:ilvl w:val="0"/>
-          <w:numId w:val="1"/>
-        </w:numPr>
-      </w:pPr>
-      <w:r>
-        <w:t>Operações de Jogo e Live:</w:t>
-      </w:r>
-    </w:p>
-    <w:p>
-      <w:pPr>
-        <w:pStyle w:val="PargrafodaLista"/>
-        <w:numPr>
-          <w:ilvl w:val="0"/>
-          <w:numId w:val="12"/>
-        </w:numPr>
-      </w:pPr>
-      <w:r>
-        <w:t>Gestão de Jogos: Atualização de resultados em tempo real, golos, cartões e tempo de jogo</w:t>
-      </w:r>
-    </w:p>
-    <w:p>
-      <w:pPr>
-        <w:pStyle w:val="PargrafodaLista"/>
-        <w:numPr>
-          <w:ilvl w:val="0"/>
-          <w:numId w:val="12"/>
-        </w:numPr>
-      </w:pPr>
-      <w:r>
-        <w:t>Eventos a decorrer: Visualização das partidas em direto com placares dinâmicos e estatísticas do momento</w:t>
-      </w:r>
-    </w:p>
-    <w:p>
-      <w:pPr>
-        <w:pStyle w:val="PargrafodaLista"/>
-        <w:numPr>
-          <w:ilvl w:val="0"/>
-          <w:numId w:val="10"/>
-        </w:numPr>
-      </w:pPr>
-      <w:r>
-        <w:t>Experiência do Utilizador/Atleta</w:t>
-      </w:r>
-    </w:p>
-    <w:p>
-      <w:pPr>
-        <w:pStyle w:val="PargrafodaLista"/>
-        <w:numPr>
-          <w:ilvl w:val="0"/>
-          <w:numId w:val="18"/>
-        </w:numPr>
-      </w:pPr>
-      <w:r>
-        <w:t>Meus Torneios: Lista personalizada de competições em que o utilizador participa ou gere</w:t>
-      </w:r>
-    </w:p>
-    <w:p>
-      <w:pPr>
-        <w:pStyle w:val="PargrafodaLista"/>
-        <w:numPr>
-          <w:ilvl w:val="0"/>
-          <w:numId w:val="18"/>
-        </w:numPr>
-      </w:pPr>
-      <w:r>
-        <w:t>Próximos Eventos: Calendário dinâmico com foco em datas e partidas agendadas</w:t>
-      </w:r>
-    </w:p>
-    <w:p>
-      <w:pPr>
-        <w:pStyle w:val="PargrafodaLista"/>
-        <w:numPr>
-          <w:ilvl w:val="0"/>
-          <w:numId w:val="18"/>
-        </w:numPr>
-      </w:pPr>
-      <w:proofErr w:type="spellStart"/>
-      <w:r>
-        <w:t>zador</w:t>
-      </w:r>
-      <w:proofErr w:type="spellEnd"/>
-      <w:r>
-        <w:t>/Atleta</w:t>
-      </w:r>
-    </w:p>
-    <w:p>
-      <w:pPr>
-        <w:pStyle w:val="PargrafodaLista"/>
-        <w:numPr>
-          <w:ilvl w:val="0"/>
-          <w:numId w:val="18"/>
-        </w:numPr>
-      </w:pPr>
-      <w:r>
-        <w:t xml:space="preserve">Estatísticas e Classificações: </w:t>
-      </w:r>
-      <w:proofErr w:type="spellStart"/>
-      <w:r>
-        <w:t>Hub</w:t>
-      </w:r>
-      <w:proofErr w:type="spellEnd"/>
-      <w:r>
-        <w:t xml:space="preserve"> de performance com tabelas classificativas e melhores</w:t>
-      </w:r>
-    </w:p>
-    <w:p>
-      <w:pPr>
-        <w:pStyle w:val="PargrafodaLista"/>
-        <w:numPr>
-          <w:ilvl w:val="0"/>
-          <w:numId w:val="6"/>
-        </w:numPr>
-      </w:pPr>
-      <w:r>
-        <w:t>Perfil e Definições</w:t>
-      </w:r>
-    </w:p>
-    <w:p>
-      <w:pPr>
-        <w:pStyle w:val="PargrafodaLista"/>
-        <w:numPr>
-          <w:ilvl w:val="1"/>
-          <w:numId w:val="6"/>
-        </w:numPr>
-      </w:pPr>
-      <w:r>
-        <w:t>Página de Perfil: Gestão de dados pessoais, preferências de notificações, segurança da conta e suporte</w:t>
-      </w:r>
-    </w:p>
-    <w:p/>
-    <w:p>
-      <w:pPr>
+      </w:pPr>
+      <w:r>
         <w:rPr>
           <w:b/>
           <w:bCs/>
         </w:rPr>
-      </w:pPr>
-      <w:r>
+        <w:t>Requisitos funcionais e não funcionais</w:t>
+      </w:r>
+    </w:p>
+    <w:p>
+      <w:pPr>
+        <w:ind w:left="708" w:hanging="708"/>
+        <w:jc w:val="center"/>
         <w:rPr>
           <w:b/>
           <w:bCs/>
         </w:rPr>
-        <w:t>Requisitos Não Funcionais</w:t>
-      </w:r>
-    </w:p>
-    <w:p>
-      <w:pPr>
-        <w:pStyle w:val="PargrafodaLista"/>
-        <w:numPr>
-          <w:ilvl w:val="0"/>
-          <w:numId w:val="13"/>
-        </w:numPr>
-      </w:pPr>
-      <w:r>
-        <w:t>Usabilidade e Design</w:t>
-      </w:r>
-    </w:p>
-    <w:p>
-      <w:pPr>
-        <w:pStyle w:val="PargrafodaLista"/>
-        <w:numPr>
-          <w:ilvl w:val="1"/>
-          <w:numId w:val="13"/>
-        </w:numPr>
-      </w:pPr>
-      <w:r>
-        <w:t>Consistência Visual: Uso rigoroso da tipografia e paleta de cores definida</w:t>
-      </w:r>
-    </w:p>
-    <w:p>
-      <w:pPr>
-        <w:pStyle w:val="PargrafodaLista"/>
-        <w:numPr>
-          <w:ilvl w:val="0"/>
-          <w:numId w:val="19"/>
-        </w:numPr>
-      </w:pPr>
-      <w:r>
-        <w:t>Navegação por abas inferiores e componentes claros para facilitar a aprendizagem do utilizador</w:t>
-      </w:r>
-    </w:p>
-    <w:p>
-      <w:pPr>
-        <w:pStyle w:val="PargrafodaLista"/>
-        <w:numPr>
-          <w:ilvl w:val="0"/>
-          <w:numId w:val="20"/>
-        </w:numPr>
-      </w:pPr>
-      <w:r>
+      </w:pPr>
+    </w:p>
+    <w:p>
+      <w:pPr>
+        <w:rPr>
+          <w:b/>
+          <w:bCs/>
+        </w:rPr>
+      </w:pPr>
+      <w:r>
+        <w:rPr>
+          <w:b/>
+          <w:bCs/>
+        </w:rPr>
+        <w:t>1. Autenticação e Perfis de Utilizador</w:t>
+      </w:r>
+    </w:p>
+    <w:p>
+      <w:r>
+        <w:t>RF0</w:t>
+      </w:r>
+      <w:r>
+        <w:t>1</w:t>
+      </w:r>
+      <w:r>
+        <w:t xml:space="preserve"> - Registo e Login:</w:t>
+      </w:r>
+      <w:r>
+        <w:br/>
+        <w:t>Sistema de autenticação para os perfis Administrador, Organizador e Jogador/Atleta.</w:t>
+      </w:r>
+    </w:p>
+    <w:p>
+      <w:r>
+        <w:t>RF0</w:t>
+      </w:r>
+      <w:r>
+        <w:t>2</w:t>
+      </w:r>
+      <w:r>
+        <w:t xml:space="preserve"> - Perfis com múltiplos papéis:</w:t>
+      </w:r>
+      <w:r>
+        <w:br/>
+        <w:t>O sistema deve permitir que um utilizador possa assumir mais do que um papel, por exemplo, ser Atleta e Organizador, consoante as permissões atribuídas.</w:t>
+      </w:r>
+    </w:p>
+    <w:p>
+      <w:r>
+        <w:t>RF0</w:t>
+      </w:r>
+      <w:r>
+        <w:t>3</w:t>
+      </w:r>
+      <w:r>
+        <w:t xml:space="preserve"> - Gestão de Perfil:</w:t>
+      </w:r>
+      <w:r>
+        <w:br/>
+        <w:t>Edição de dados pessoais</w:t>
+      </w:r>
+      <w:r>
+        <w:t xml:space="preserve"> </w:t>
+      </w:r>
+      <w:r>
+        <w:t>e visualização de estatísticas individuais.</w:t>
+      </w:r>
+    </w:p>
+    <w:p>
+      <w:r>
+        <w:t>RF0</w:t>
+      </w:r>
+      <w:r>
+        <w:t>4</w:t>
+      </w:r>
+      <w:r>
+        <w:t xml:space="preserve"> - Recuperação de Password:</w:t>
+      </w:r>
+      <w:r>
+        <w:br/>
+        <w:t>Fluxo para redefinição da palavra-passe através de</w:t>
+      </w:r>
+      <w:r>
+        <w:t xml:space="preserve"> perguntas de segurança</w:t>
+      </w:r>
+      <w:r>
+        <w:t>.</w:t>
+      </w:r>
+    </w:p>
+    <w:p>
+      <w:r>
+        <w:t>RF05 – Gestão de permissões e controlo de acesso</w:t>
+      </w:r>
+      <w:r>
+        <w:br/>
+        <w:t>O sistema deve garantir que cada utilizador apenas pode criar, editar, eliminar ou consultar dados de acordo com o seu papel.</w:t>
+      </w:r>
+    </w:p>
+    <w:p>
+      <w:pPr>
+        <w:rPr>
+          <w:b/>
+          <w:bCs/>
+        </w:rPr>
+      </w:pPr>
+      <w:r>
+        <w:rPr>
+          <w:b/>
+          <w:bCs/>
+        </w:rPr>
+        <w:t>2. Gestão de Torneios</w:t>
+      </w:r>
+    </w:p>
+    <w:p>
+      <w:r>
+        <w:t>RF06 - Criação de Torneios:</w:t>
+      </w:r>
+      <w:r>
+        <w:br/>
+        <w:t>Configuração de nome, modalidade (</w:t>
+      </w:r>
+      <w:proofErr w:type="spellStart"/>
+      <w:r>
+        <w:t>ex</w:t>
+      </w:r>
+      <w:proofErr w:type="spellEnd"/>
+      <w:r>
+        <w:t>: Futebol, Voleibol), descrição, regras, local e datas.</w:t>
+      </w:r>
+    </w:p>
+    <w:p>
+      <w:r>
+        <w:t>RF07 - Formatos de Competição:</w:t>
+      </w:r>
+      <w:r>
+        <w:br/>
+        <w:t>Opção de escolher entre formato de Liga ou Eliminatórias.</w:t>
+      </w:r>
+    </w:p>
+    <w:p>
+      <w:r>
+        <w:t>RF08 - Edições/</w:t>
+      </w:r>
+      <w:proofErr w:type="spellStart"/>
+      <w:r>
+        <w:t>Épocas</w:t>
+      </w:r>
+      <w:proofErr w:type="spellEnd"/>
+      <w:r>
+        <w:t xml:space="preserve"> de Torneio:</w:t>
+      </w:r>
+      <w:r>
+        <w:br/>
+        <w:t>O sistema deve permitir organizar torneios por edição ou época, mantendo histórico de classificações e resultados anteriores.</w:t>
+      </w:r>
+    </w:p>
+    <w:p>
+      <w:r>
+        <w:t>RF09 - Inscrições em Torneios:</w:t>
+      </w:r>
+      <w:r>
+        <w:br/>
+        <w:t>Permitir a inscrição de equipas ou jogadores, dependendo do tipo de torneio.</w:t>
+      </w:r>
+    </w:p>
+    <w:p>
+      <w:r>
+        <w:t>RF10 - Torneios Pagos e Prémios:</w:t>
+      </w:r>
+      <w:r>
+        <w:br/>
+        <w:t>Possibilidade de definir taxa de inscrição, controlar pagamentos e definir prémios para os vencedores.</w:t>
+      </w:r>
+    </w:p>
+    <w:p>
+      <w:r>
+        <w:t>RF11 – Pesquisa e filtragem de torneios</w:t>
+      </w:r>
+      <w:r>
+        <w:br/>
+        <w:t>Permitir pesquisar torneios e aplicar filtros por modalidade, data, localização, estado ou tipo de competição.</w:t>
+      </w:r>
+    </w:p>
+    <w:p/>
+    <w:p>
+      <w:pPr>
+        <w:rPr>
+          <w:b/>
+          <w:bCs/>
+        </w:rPr>
+      </w:pPr>
+      <w:r>
+        <w:rPr>
+          <w:b/>
+          <w:bCs/>
+        </w:rPr>
         <w:lastRenderedPageBreak/>
-        <w:t>Feedback Visual: Uso de badges de estado dinâmicos (Em Direto, Em Breve, Terminado)</w:t>
-      </w:r>
-    </w:p>
-    <w:p>
-      <w:pPr>
-        <w:pStyle w:val="PargrafodaLista"/>
-        <w:numPr>
-          <w:ilvl w:val="0"/>
-          <w:numId w:val="7"/>
-        </w:numPr>
-      </w:pPr>
-      <w:r>
-        <w:t>Performance e Disponibilidade</w:t>
-      </w:r>
-    </w:p>
-    <w:p>
-      <w:pPr>
-        <w:pStyle w:val="PargrafodaLista"/>
-        <w:numPr>
-          <w:ilvl w:val="0"/>
-          <w:numId w:val="14"/>
-        </w:numPr>
-      </w:pPr>
-      <w:r>
-        <w:t>Sincronização de Dados: Sincronização eficiente entre dispositivos e API</w:t>
-      </w:r>
-    </w:p>
-    <w:p>
-      <w:pPr>
-        <w:pStyle w:val="PargrafodaLista"/>
-        <w:numPr>
-          <w:ilvl w:val="0"/>
-          <w:numId w:val="14"/>
-        </w:numPr>
-      </w:pPr>
-      <w:proofErr w:type="gramStart"/>
-      <w:r>
-        <w:t>Suporte Offline</w:t>
-      </w:r>
-      <w:proofErr w:type="gramEnd"/>
-      <w:r>
-        <w:t>: Capacidade de consulta de informação e registo de resultados mesmo sem ligação à internet</w:t>
-      </w:r>
-    </w:p>
-    <w:p>
-      <w:pPr>
-        <w:pStyle w:val="PargrafodaLista"/>
-        <w:numPr>
-          <w:ilvl w:val="0"/>
-          <w:numId w:val="8"/>
-        </w:numPr>
-      </w:pPr>
-      <w:r>
-        <w:t>Segurança</w:t>
-      </w:r>
-    </w:p>
-    <w:p>
-      <w:pPr>
-        <w:pStyle w:val="PargrafodaLista"/>
-        <w:numPr>
-          <w:ilvl w:val="0"/>
-          <w:numId w:val="16"/>
-        </w:numPr>
-      </w:pPr>
-      <w:r>
-        <w:t>Autenticação Segura: Proteção de dados pessoais</w:t>
-      </w:r>
-    </w:p>
-    <w:p>
-      <w:pPr>
-        <w:pStyle w:val="PargrafodaLista"/>
-        <w:numPr>
-          <w:ilvl w:val="0"/>
-          <w:numId w:val="9"/>
-        </w:numPr>
-      </w:pPr>
-      <w:r>
-        <w:t>Compatibilidade</w:t>
-      </w:r>
-    </w:p>
-    <w:p>
-      <w:pPr>
-        <w:pStyle w:val="PargrafodaLista"/>
-        <w:numPr>
-          <w:ilvl w:val="0"/>
-          <w:numId w:val="17"/>
-        </w:numPr>
-      </w:pPr>
-      <w:r>
-        <w:t>Multi-Idioma: Suporte para Português e Inglês</w:t>
-      </w:r>
-    </w:p>
-    <w:p>
-      <w:pPr>
-        <w:pStyle w:val="PargrafodaLista"/>
-        <w:numPr>
-          <w:ilvl w:val="0"/>
-          <w:numId w:val="17"/>
-        </w:numPr>
-      </w:pPr>
-      <w:r>
-        <w:t xml:space="preserve">Adaptabilidade: Design otimizado para dispositivos móveis e futuramente com suporte para orientação </w:t>
+        <w:t>3. Gestão de Equipas e Jogadores</w:t>
+      </w:r>
+    </w:p>
+    <w:p>
+      <w:r>
+        <w:t>RF1</w:t>
+      </w:r>
+      <w:r>
+        <w:t>2</w:t>
+      </w:r>
+      <w:r>
+        <w:t xml:space="preserve"> - Criação e Gestão de Equipas:</w:t>
+      </w:r>
+      <w:r>
+        <w:br/>
+        <w:t>Funcionalidade para criar equipas, editar dados da equipa e remover equipas quando necessário.</w:t>
+      </w:r>
+    </w:p>
+    <w:p>
+      <w:r>
+        <w:t>RF1</w:t>
+      </w:r>
+      <w:r>
+        <w:t xml:space="preserve">3 </w:t>
+      </w:r>
+      <w:r>
+        <w:t>- Convite e Associação de Jogadores:</w:t>
+      </w:r>
+      <w:r>
+        <w:br/>
+        <w:t>Permitir convidar jogadores para integrar equipas e gerir a aceitação ou rejeição desses convites.</w:t>
+      </w:r>
+    </w:p>
+    <w:p>
+      <w:r>
+        <w:t>RF1</w:t>
+      </w:r>
+      <w:r>
+        <w:t>4</w:t>
+      </w:r>
+      <w:r>
+        <w:t xml:space="preserve"> - Estatísticas Individuais e Coletivas:</w:t>
+      </w:r>
+      <w:r>
+        <w:br/>
+        <w:t>Cada jogador deve ter estatísticas individuais e cada equipa deve ter estatísticas coletivas atualizadas automaticamente.</w:t>
+      </w:r>
+    </w:p>
+    <w:p>
+      <w:r>
+        <w:t>RF15 – Pesquisa e filtragem de equipas e jogadores</w:t>
+      </w:r>
+      <w:r>
+        <w:t xml:space="preserve"> (rever)</w:t>
+      </w:r>
+      <w:r>
+        <w:br/>
+        <w:t>Permitir procurar equipas e jogadores e aplicar filtros.</w:t>
+      </w:r>
+    </w:p>
+    <w:p>
+      <w:pPr>
+        <w:rPr>
+          <w:b/>
+          <w:bCs/>
+        </w:rPr>
+      </w:pPr>
+      <w:r>
+        <w:rPr>
+          <w:b/>
+          <w:bCs/>
+        </w:rPr>
+        <w:t>4. Gestão de Jogos</w:t>
+      </w:r>
+    </w:p>
+    <w:p>
+      <w:r>
+        <w:t>RF1</w:t>
+      </w:r>
+      <w:r>
+        <w:t>6</w:t>
+      </w:r>
+      <w:r>
+        <w:t xml:space="preserve"> - Registo de Jogos:</w:t>
+      </w:r>
+      <w:r>
+        <w:br/>
+        <w:t>Permitir registar jogos com equipas participantes, data, hora, local e estado do jogo.</w:t>
+      </w:r>
+    </w:p>
+    <w:p>
+      <w:r>
+        <w:t>RF1</w:t>
+      </w:r>
+      <w:r>
+        <w:t>7</w:t>
+      </w:r>
+      <w:r>
+        <w:t xml:space="preserve"> - Calendário de Jogos:</w:t>
+      </w:r>
+      <w:r>
+        <w:br/>
+        <w:t>Geração e edição da agenda de partidas com datas, horários e locais.</w:t>
+      </w:r>
+    </w:p>
+    <w:p>
+      <w:r>
+        <w:t>RF1</w:t>
+      </w:r>
+      <w:r>
+        <w:t>8</w:t>
+      </w:r>
+      <w:r>
+        <w:t xml:space="preserve"> - Atualização de Resultados:</w:t>
+      </w:r>
+      <w:r>
+        <w:br/>
+        <w:t>Registo de resultados e de eventos do jogo, como golos, faltas, cartões ou outros dados relevantes da modalidade.</w:t>
+      </w:r>
+    </w:p>
+    <w:p>
+      <w:r>
+        <w:t>RF1</w:t>
+      </w:r>
+      <w:r>
+        <w:t>9</w:t>
+      </w:r>
+      <w:r>
+        <w:t xml:space="preserve"> - Modo Live:</w:t>
+      </w:r>
+      <w:r>
+        <w:br/>
+        <w:t>Listagem de jogos a decorrer no momento com placares atualizados dinamicamente.</w:t>
+      </w:r>
+    </w:p>
+    <w:p>
+      <w:r>
+        <w:t>RF</w:t>
+      </w:r>
+      <w:r>
+        <w:t>20</w:t>
+      </w:r>
+      <w:r>
+        <w:t xml:space="preserve"> - Histórico de Resultados:</w:t>
+      </w:r>
+      <w:r>
+        <w:br/>
+        <w:t>Manter um histórico de jogos realizados, resultados anteriores e evolução das competições.</w:t>
+      </w:r>
+    </w:p>
+    <w:p>
+      <w:r>
+        <w:t>RF21 – Pesquisa e filtragem de jogos</w:t>
+      </w:r>
+      <w:r>
+        <w:br/>
+        <w:t>Permitir pesquisar jogos e aplicar filtros por data, torneio, equipa, estado ou local.</w:t>
+      </w:r>
+    </w:p>
+    <w:p>
+      <w:pPr>
+        <w:rPr>
+          <w:b/>
+          <w:bCs/>
+        </w:rPr>
+      </w:pPr>
+      <w:r>
+        <w:rPr>
+          <w:b/>
+          <w:bCs/>
+        </w:rPr>
+        <w:t>5. Classificações e Estatísticas</w:t>
+      </w:r>
+    </w:p>
+    <w:p>
+      <w:r>
+        <w:t>RF</w:t>
+      </w:r>
+      <w:r>
+        <w:t>22</w:t>
+      </w:r>
+      <w:r>
+        <w:t xml:space="preserve"> - Classificações Automáticas:</w:t>
+      </w:r>
+      <w:r>
+        <w:br/>
+        <w:t>Geração automática de tabelas classificativas com base nos resultados inseridos.</w:t>
+      </w:r>
+    </w:p>
+    <w:p>
+      <w:r>
+        <w:t>RF2</w:t>
+      </w:r>
+      <w:r>
+        <w:t>3</w:t>
+      </w:r>
+      <w:r>
+        <w:t xml:space="preserve"> - Consulta de Estatísticas:</w:t>
+      </w:r>
+      <w:r>
+        <w:br/>
+        <w:t>Visualização de estatísticas por jogador, equipa e torneio.</w:t>
+      </w:r>
+    </w:p>
+    <w:p>
+      <w:r>
+        <w:lastRenderedPageBreak/>
+        <w:t>RF2</w:t>
+      </w:r>
+      <w:r>
+        <w:t>4</w:t>
+      </w:r>
+      <w:r>
+        <w:t xml:space="preserve"> - Central do Utilizador:</w:t>
+      </w:r>
+      <w:r>
+        <w:br/>
+        <w:t>Área dedicada com acesso a “Os Meus Torneios”, “Próximos Jogos” e equipas associadas ao utilizador.</w:t>
+      </w:r>
+    </w:p>
+    <w:p>
+      <w:pPr>
+        <w:rPr>
+          <w:b/>
+          <w:bCs/>
+        </w:rPr>
+      </w:pPr>
+      <w:r>
+        <w:rPr>
+          <w:b/>
+          <w:bCs/>
+        </w:rPr>
+        <w:t>6. Notificações e Comunicação</w:t>
+      </w:r>
+    </w:p>
+    <w:p>
+      <w:r>
+        <w:t>RF2</w:t>
+      </w:r>
+      <w:r>
+        <w:t>5</w:t>
+      </w:r>
+      <w:r>
+        <w:t xml:space="preserve"> - Notificações:</w:t>
+      </w:r>
+      <w:r>
+        <w:br/>
+        <w:t>Envio de alertas relativos a jogos próximos, alterações de calendário, atualização de resultados e novidades do torneio.</w:t>
+      </w:r>
+    </w:p>
+    <w:p>
+      <w:pPr>
+        <w:rPr>
+          <w:b/>
+          <w:bCs/>
+        </w:rPr>
+      </w:pPr>
+      <w:r>
+        <w:rPr>
+          <w:b/>
+          <w:bCs/>
+        </w:rPr>
+        <w:t>7. Tratamento de erros e validação</w:t>
+      </w:r>
+    </w:p>
+    <w:p>
+      <w:r>
+        <w:t>RF26 – Validação de dados introduzidos</w:t>
+      </w:r>
+      <w:r>
+        <w:br/>
+      </w:r>
+      <w:r>
+        <w:t>A aplicação deve validar os dados introduzidos pelo utilizador antes da submissão, incluindo campos obrigatórios, formatos inválidos e valores incoerentes.</w:t>
+      </w:r>
+    </w:p>
+    <w:p>
+      <w:r>
+        <w:t>RF27 – Tratamento de falhas de submissão</w:t>
+      </w:r>
+      <w:r>
+        <w:br/>
+      </w:r>
+      <w:r>
+        <w:t>Quando ocorrer falha no envio de informação, a aplicação deve informar o utilizador, preservar os dados introduzidos sempre que possível e permitir nova tentativa.</w:t>
+      </w:r>
+    </w:p>
+    <w:p>
+      <w:r>
+        <w:t>RF28 – Tratamento de falhas de rede</w:t>
+      </w:r>
+      <w:r>
+        <w:br/>
+      </w:r>
+      <w:r>
+        <w:t>A aplicação deve informar o utilizador quando não houver ligação à internet durante operações que dependam da rede.</w:t>
+      </w:r>
+    </w:p>
+    <w:p>
+      <w:pPr>
+        <w:rPr>
+          <w:b/>
+          <w:bCs/>
+        </w:rPr>
+      </w:pPr>
+      <w:r>
+        <w:rPr>
+          <w:b/>
+          <w:bCs/>
+        </w:rPr>
+        <w:t>8. Funcionalidades Extra</w:t>
+      </w:r>
+    </w:p>
+    <w:p>
+      <w:r>
+        <w:t>RF2</w:t>
+      </w:r>
+      <w:r>
+        <w:t>9</w:t>
+      </w:r>
+      <w:r>
+        <w:t xml:space="preserve"> - Marcação de Peladinhas:</w:t>
+      </w:r>
+      <w:r>
+        <w:br/>
+        <w:t xml:space="preserve">A aplicação poderá permitir a criação e marcação de </w:t>
+      </w:r>
+      <w:r>
+        <w:t xml:space="preserve">peladinhas, </w:t>
+      </w:r>
+      <w:r>
+        <w:t>fora do contexto de torneios.</w:t>
+      </w:r>
+    </w:p>
+    <w:p/>
+    <w:p/>
+    <w:p>
+      <w:pPr>
+        <w:jc w:val="center"/>
+        <w:rPr>
+          <w:b/>
+          <w:bCs/>
+        </w:rPr>
+      </w:pPr>
+      <w:r>
+        <w:rPr>
+          <w:b/>
+          <w:bCs/>
+        </w:rPr>
+        <w:t>Requisitos Não Funcionais (RNF)</w:t>
+      </w:r>
+    </w:p>
+    <w:p>
+      <w:pPr>
+        <w:rPr>
+          <w:b/>
+          <w:bCs/>
+        </w:rPr>
+      </w:pPr>
+      <w:r>
+        <w:rPr>
+          <w:b/>
+          <w:bCs/>
+        </w:rPr>
+        <w:t>1. Usabilidade e UX</w:t>
+      </w:r>
+    </w:p>
+    <w:p>
+      <w:r>
+        <w:t xml:space="preserve">RNF01 – </w:t>
       </w:r>
       <w:proofErr w:type="spellStart"/>
       <w:r>
+        <w:t>Onboarding</w:t>
+      </w:r>
+      <w:proofErr w:type="spellEnd"/>
+      <w:r>
+        <w:t xml:space="preserve"> inicial</w:t>
+      </w:r>
+      <w:r>
+        <w:br/>
+        <w:t>A aplicação deve disponibilizar ecrãs introdutórios na primeira utilização para apresentar as principais funcionalidades ao utilizador.</w:t>
+      </w:r>
+    </w:p>
+    <w:p>
+      <w:r>
+        <w:t>RNF02 – Adaptabilidade de Ecrã</w:t>
+      </w:r>
+      <w:r>
+        <w:br/>
+        <w:t xml:space="preserve">Todos os ecrãs devem suportar obrigatoriamente orientação </w:t>
+      </w:r>
+      <w:proofErr w:type="spellStart"/>
+      <w:r>
+        <w:t>portrait</w:t>
+      </w:r>
+      <w:proofErr w:type="spellEnd"/>
+      <w:r>
+        <w:t xml:space="preserve"> e </w:t>
+      </w:r>
+      <w:proofErr w:type="spellStart"/>
+      <w:r>
         <w:t>landscape</w:t>
       </w:r>
       <w:proofErr w:type="spellEnd"/>
-    </w:p>
+      <w:r>
+        <w:t>. Isto também é exigido no enunciado</w:t>
+      </w:r>
+    </w:p>
+    <w:p>
+      <w:r>
+        <w:lastRenderedPageBreak/>
+        <w:t>RNF03 – Multi-idioma</w:t>
+      </w:r>
+      <w:r>
+        <w:br/>
+        <w:t>Todos os ecrãs devem suportar Português e Inglês. Isto também é exigido no enunciado</w:t>
+      </w:r>
+    </w:p>
+    <w:p>
+      <w:r>
+        <w:t>RNF04 – Consistência visual</w:t>
+      </w:r>
+      <w:r>
+        <w:br/>
+        <w:t>A aplicação deve manter padrões consistentes de navegação, tipografia, cores, botões e feedback visual em todos os ecrãs.</w:t>
+      </w:r>
+    </w:p>
+    <w:p>
+      <w:pPr>
+        <w:rPr>
+          <w:b/>
+          <w:bCs/>
+        </w:rPr>
+      </w:pPr>
+      <w:r>
+        <w:rPr>
+          <w:b/>
+          <w:bCs/>
+        </w:rPr>
+        <w:t>2. Desempenho</w:t>
+      </w:r>
+    </w:p>
+    <w:p>
+      <w:r>
+        <w:t>RNF05 – Tempo de resposta local</w:t>
+      </w:r>
+      <w:r>
+        <w:br/>
+        <w:t>As operações locais, como navegação entre ecrãs e abertura de listas já carregadas, devem ocorrer em tempo inferior a 2 segundos em condições normais.</w:t>
+      </w:r>
+    </w:p>
+    <w:p>
+      <w:r>
+        <w:t>RNF06 – Tempo de resposta remoto</w:t>
+      </w:r>
+      <w:r>
+        <w:br/>
+        <w:t>As operações dependentes da API, como login, carregamento de torneios ou submissão de resultados, devem obter resposta em tempo médio inferior a 5 segundos, salvo falhas de rede.</w:t>
+      </w:r>
+    </w:p>
+    <w:p>
+      <w:pPr>
+        <w:rPr>
+          <w:b/>
+          <w:bCs/>
+        </w:rPr>
+      </w:pPr>
+      <w:r>
+        <w:rPr>
+          <w:b/>
+          <w:bCs/>
+        </w:rPr>
+        <w:t>3. Disponibilidade e fiabilidade</w:t>
+      </w:r>
+    </w:p>
+    <w:p>
+      <w:r>
+        <w:t>RNF07 – Suporte offline</w:t>
+      </w:r>
+      <w:r>
+        <w:br/>
+        <w:t>A aplicação deve continuar a permitir o registo local de resultados e outras ações críticas quando não houver internet, sincronizando automaticamente os dados com a API quando a ligação for restabelecida.</w:t>
+      </w:r>
+    </w:p>
+    <w:p>
+      <w:r>
+        <w:t>RNF08 – Integridade da sincronização</w:t>
+      </w:r>
+      <w:r>
+        <w:br/>
+        <w:t>O sistema deve evitar duplicação ou perda de dados durante o processo de sincronização.</w:t>
+      </w:r>
+    </w:p>
+    <w:p>
+      <w:r>
+        <w:t>RNF09 – Recuperação de erro</w:t>
+      </w:r>
+      <w:r>
+        <w:br/>
+        <w:t>Quando ocorrer falha de rede ou erro de submissão, a aplicação deve apresentar mensagem clara ao utilizador e manter os dados locais sempre que possível.</w:t>
+      </w:r>
+    </w:p>
+    <w:p>
+      <w:pPr>
+        <w:rPr>
+          <w:b/>
+          <w:bCs/>
+        </w:rPr>
+      </w:pPr>
+      <w:r>
+        <w:rPr>
+          <w:b/>
+          <w:bCs/>
+        </w:rPr>
+        <w:t>4. Segurança</w:t>
+      </w:r>
+    </w:p>
+    <w:p>
+      <w:r>
+        <w:t>RNF10 – Proteção de credenciais</w:t>
+      </w:r>
+      <w:r>
+        <w:br/>
+        <w:t>As credenciais dos utilizadores não devem ser armazenadas em texto simples.</w:t>
+      </w:r>
+    </w:p>
+    <w:p>
+      <w:r>
+        <w:t>RNF11 – Gestão de sessão</w:t>
+      </w:r>
+      <w:r>
+        <w:br/>
+        <w:t>A aplicação deve controlar sessões autenticadas de forma segura e exigir autenticação para operações restritas.</w:t>
+      </w:r>
+    </w:p>
+    <w:p>
+      <w:r>
+        <w:t>RNF12 – Controlo de acessos</w:t>
+      </w:r>
+      <w:r>
+        <w:br/>
+        <w:t>As permissões de acesso devem ser aplicadas de acordo com o papel do utilizador.</w:t>
+      </w:r>
+    </w:p>
+    <w:p/>
+    <w:p/>
+    <w:p>
+      <w:pPr>
+        <w:rPr>
+          <w:b/>
+          <w:bCs/>
+        </w:rPr>
+      </w:pPr>
+      <w:r>
+        <w:rPr>
+          <w:b/>
+          <w:bCs/>
+        </w:rPr>
+        <w:t>5. Escalabilidade e manutenção</w:t>
+      </w:r>
+    </w:p>
+    <w:p>
+      <w:r>
+        <w:t>RNF13 – Estrutura modular</w:t>
+      </w:r>
+      <w:r>
+        <w:br/>
+        <w:t>A aplicação deve ser desenvolvida com organização modular que facilite manutenção e evolução futura.</w:t>
+      </w:r>
+    </w:p>
+    <w:p>
+      <w:r>
+        <w:t>RNF14 – Base de dados estruturada</w:t>
+      </w:r>
+      <w:r>
+        <w:br/>
+        <w:t>Os dados devem estar organizados de forma consistente e documentada, permitindo evolução futura sem comprometer integridade.</w:t>
+      </w:r>
+    </w:p>
+    <w:p/>
+    <w:p>
+      <w:pPr>
+        <w:jc w:val="center"/>
+        <w:rPr>
+          <w:b/>
+          <w:bCs/>
+        </w:rPr>
+      </w:pPr>
+      <w:r>
+        <w:rPr>
+          <w:b/>
+          <w:bCs/>
+        </w:rPr>
+        <w:t>Requisitos de Projeto / Entregáveis</w:t>
+      </w:r>
+    </w:p>
+    <w:p>
+      <w:r>
+        <w:t>RP01 – Restrição tecnológica</w:t>
+      </w:r>
+      <w:r>
+        <w:br/>
+        <w:t xml:space="preserve">A aplicação deve ser desenvolvida em </w:t>
+      </w:r>
+      <w:proofErr w:type="spellStart"/>
+      <w:r>
+        <w:t>Kotlin</w:t>
+      </w:r>
+      <w:proofErr w:type="spellEnd"/>
+      <w:r>
+        <w:t xml:space="preserve">, utilizando Android </w:t>
+      </w:r>
+      <w:proofErr w:type="spellStart"/>
+      <w:r>
+        <w:t>Studio</w:t>
+      </w:r>
+      <w:proofErr w:type="spellEnd"/>
+      <w:r>
+        <w:t xml:space="preserve">, conforme as regras de desenvolvimento do enunciado. </w:t>
+      </w:r>
+    </w:p>
+    <w:p>
+      <w:r>
+        <w:t>RP02 – Controlo de versões</w:t>
+      </w:r>
+      <w:r>
+        <w:br/>
+        <w:t xml:space="preserve">O projeto deve utilizar </w:t>
+      </w:r>
+      <w:proofErr w:type="spellStart"/>
+      <w:r>
+        <w:t>Git</w:t>
+      </w:r>
+      <w:proofErr w:type="spellEnd"/>
+      <w:r>
+        <w:t xml:space="preserve"> para gestão e controlo de versões do código-fonte.</w:t>
+      </w:r>
+    </w:p>
+    <w:p>
+      <w:r>
+        <w:t>RP03 – Gestão de projeto</w:t>
+      </w:r>
+      <w:r>
+        <w:br/>
+        <w:t xml:space="preserve">O projeto deve utilizar uma plataforma de gestão de projeto, como </w:t>
+      </w:r>
+      <w:proofErr w:type="spellStart"/>
+      <w:r>
+        <w:t>Trello</w:t>
+      </w:r>
+      <w:proofErr w:type="spellEnd"/>
+      <w:r>
+        <w:t>, para organização e acompanhamento das tarefas.</w:t>
+      </w:r>
+    </w:p>
+    <w:p>
+      <w:r>
+        <w:t>RP04 – Código-fonte organizado</w:t>
+      </w:r>
+      <w:r>
+        <w:br/>
+        <w:t xml:space="preserve">O código-fonte deve ser entregue de forma limpa, organizada e documentada, sendo um dos principais entregáveis do projeto. </w:t>
+      </w:r>
+    </w:p>
+    <w:p>
+      <w:r>
+        <w:t>RP05 – Base de dados documentada</w:t>
+      </w:r>
+      <w:r>
+        <w:br/>
+        <w:t>O projeto deve incluir o modelo/esquema da base de dados e as respetivas instruções de configuração.</w:t>
+      </w:r>
+    </w:p>
+    <w:p>
+      <w:r>
+        <w:t>RP06 – APK funcional</w:t>
+      </w:r>
+      <w:r>
+        <w:br/>
+        <w:t>O projeto deve incluir um APK funcional</w:t>
+      </w:r>
+      <w:r>
+        <w:t>.</w:t>
+      </w:r>
+    </w:p>
+    <w:p>
+      <w:r>
+        <w:t>RP07 – Documentação técnica</w:t>
+      </w:r>
+      <w:r>
+        <w:br/>
+        <w:t>O projeto deve incluir documentação técnica com:</w:t>
+      </w:r>
+      <w:r>
+        <w:t xml:space="preserve"> </w:t>
+      </w:r>
+      <w:r>
+        <w:t>descrição do projeto</w:t>
+      </w:r>
+      <w:r>
+        <w:t xml:space="preserve">, </w:t>
+      </w:r>
+      <w:r>
+        <w:t>arquitetura</w:t>
+      </w:r>
+      <w:r>
+        <w:t xml:space="preserve">, </w:t>
+      </w:r>
+      <w:r>
+        <w:t>dependências</w:t>
+      </w:r>
+      <w:r>
+        <w:t xml:space="preserve">, </w:t>
+      </w:r>
+      <w:r>
+        <w:t xml:space="preserve">instruções de instalação </w:t>
+      </w:r>
+      <w:r>
+        <w:t xml:space="preserve">e </w:t>
+      </w:r>
+      <w:r>
+        <w:t xml:space="preserve">instruções de utilização </w:t>
+      </w:r>
+    </w:p>
+    <w:p>
+      <w:r>
+        <w:t>RP08 – Testes</w:t>
+      </w:r>
+      <w:r>
+        <w:br/>
+        <w:t>O projeto deve incluir testes unitários e/ou de integração, bem como os respetivos resultados.</w:t>
+      </w:r>
+    </w:p>
+    <w:p>
+      <w:r>
+        <w:lastRenderedPageBreak/>
+        <w:t>RP09 – Articulação entre equipas</w:t>
+      </w:r>
+      <w:r>
+        <w:br/>
+        <w:t>Sendo um trabalho articulado entre ECGM e EI, deve existir validação conjunta de requisitos, comunicação contínua entre equipas e possibilidade de ajustes ao longo do desenvolvimento.</w:t>
+      </w:r>
+    </w:p>
+    <w:p>
+      <w:r>
+        <w:t>RP10 – Declaração de uso de IA/ferramentas de apoio</w:t>
+      </w:r>
+      <w:r>
+        <w:br/>
+        <w:t>Caso sejam usadas ferramentas de apoio, incluindo IA, a sua utilização deve ser devidamente declarada, crítica e fundamentada, sem substituir o trabalho próprio do grupo.</w:t>
+      </w:r>
+    </w:p>
+    <w:p/>
+    <w:p/>
     <w:sectPr>
       <w:pgSz w:w="11906" w:h="16838"/>
       <w:pgMar w:top="1417" w:right="1701" w:bottom="1417" w:left="1701" w:header="708" w:footer="708" w:gutter="0"/>
@@ -451,6 +988,56 @@
 </w:document>
 </file>
 
+<file path=word/endnotes.xml><?xml version="1.0" encoding="utf-8"?>
+<w:endnotes xmlns:wpc="http://schemas.microsoft.com/office/word/2010/wordprocessingCanvas" xmlns:cx="http://schemas.microsoft.com/office/drawing/2014/chartex" xmlns:cx1="http://schemas.microsoft.com/office/drawing/2015/9/8/chartex" xmlns:cx2="http://schemas.microsoft.com/office/drawing/2015/10/21/chartex" xmlns:cx3="http://schemas.microsoft.com/office/drawing/2016/5/9/chartex" xmlns:cx4="http://schemas.microsoft.com/office/drawing/2016/5/10/chartex" xmlns:cx5="http://schemas.microsoft.com/office/drawing/2016/5/11/chartex" xmlns:cx6="http://schemas.microsoft.com/office/drawing/2016/5/12/chartex" xmlns:cx7="http://schemas.microsoft.com/office/drawing/2016/5/13/chartex" xmlns:cx8="http://schemas.microsoft.com/office/drawing/2016/5/14/chartex" xmlns:mc="http://schemas.openxmlformats.org/markup-compatibility/2006" xmlns:aink="http://schemas.microsoft.com/office/drawing/2016/ink" xmlns:am3d="http://schemas.microsoft.com/office/drawing/2017/model3d" xmlns:o="urn:schemas-microsoft-com:office:office" xmlns:oel="http://schemas.microsoft.com/office/2019/extlst" xmlns:r="http://schemas.openxmlformats.org/officeDocument/2006/relationships" xmlns:m="http://schemas.openxmlformats.org/officeDocument/2006/math" xmlns:v="urn:schemas-microsoft-com:vml" xmlns:wp14="http://schemas.microsoft.com/office/word/2010/wordprocessingDrawing" xmlns:wp="http://schemas.openxmlformats.org/drawingml/2006/wordprocessingDrawing" xmlns:w10="urn:schemas-microsoft-com:office:word" xmlns:w="http://schemas.openxmlformats.org/wordprocessingml/2006/main" xmlns:w14="http://schemas.microsoft.com/office/word/2010/wordml" xmlns:w15="http://schemas.microsoft.com/office/word/2012/wordml" xmlns:w16cex="http://schemas.microsoft.com/office/word/2018/wordml/cex" xmlns:w16cid="http://schemas.microsoft.com/office/word/2016/wordml/cid" xmlns:w16="http://schemas.microsoft.com/office/word/2018/wordml" xmlns:w16du="http://schemas.microsoft.com/office/word/2023/wordml/word16du" xmlns:w16sdtdh="http://schemas.microsoft.com/office/word/2020/wordml/sdtdatahash" xmlns:w16sdtfl="http://schemas.microsoft.com/office/word/2024/wordml/sdtformatlock" xmlns:w16se="http://schemas.microsoft.com/office/word/2015/wordml/symex" xmlns:wpg="http://schemas.microsoft.com/office/word/2010/wordprocessingGroup" xmlns:wpi="http://schemas.microsoft.com/office/word/2010/wordprocessingInk" xmlns:wne="http://schemas.microsoft.com/office/word/2006/wordml" xmlns:wps="http://schemas.microsoft.com/office/word/2010/wordprocessingShape" mc:Ignorable="w14 w15 w16se w16cid w16 w16cex w16sdtdh w16sdtfl w16du wp14">
+  <w:endnote w:type="separator" w:id="-1">
+    <w:p>
+      <w:pPr>
+        <w:spacing w:after="0" w:line="240" w:lineRule="auto"/>
+      </w:pPr>
+      <w:r>
+        <w:separator/>
+      </w:r>
+    </w:p>
+  </w:endnote>
+  <w:endnote w:type="continuationSeparator" w:id="0">
+    <w:p>
+      <w:pPr>
+        <w:spacing w:after="0" w:line="240" w:lineRule="auto"/>
+      </w:pPr>
+      <w:r>
+        <w:continuationSeparator/>
+      </w:r>
+    </w:p>
+  </w:endnote>
+</w:endnotes>
+</file>
+
+<file path=word/footnotes.xml><?xml version="1.0" encoding="utf-8"?>
+<w:footnotes xmlns:wpc="http://schemas.microsoft.com/office/word/2010/wordprocessingCanvas" xmlns:cx="http://schemas.microsoft.com/office/drawing/2014/chartex" xmlns:cx1="http://schemas.microsoft.com/office/drawing/2015/9/8/chartex" xmlns:cx2="http://schemas.microsoft.com/office/drawing/2015/10/21/chartex" xmlns:cx3="http://schemas.microsoft.com/office/drawing/2016/5/9/chartex" xmlns:cx4="http://schemas.microsoft.com/office/drawing/2016/5/10/chartex" xmlns:cx5="http://schemas.microsoft.com/office/drawing/2016/5/11/chartex" xmlns:cx6="http://schemas.microsoft.com/office/drawing/2016/5/12/chartex" xmlns:cx7="http://schemas.microsoft.com/office/drawing/2016/5/13/chartex" xmlns:cx8="http://schemas.microsoft.com/office/drawing/2016/5/14/chartex" xmlns:mc="http://schemas.openxmlformats.org/markup-compatibility/2006" xmlns:aink="http://schemas.microsoft.com/office/drawing/2016/ink" xmlns:am3d="http://schemas.microsoft.com/office/drawing/2017/model3d" xmlns:o="urn:schemas-microsoft-com:office:office" xmlns:oel="http://schemas.microsoft.com/office/2019/extlst" xmlns:r="http://schemas.openxmlformats.org/officeDocument/2006/relationships" xmlns:m="http://schemas.openxmlformats.org/officeDocument/2006/math" xmlns:v="urn:schemas-microsoft-com:vml" xmlns:wp14="http://schemas.microsoft.com/office/word/2010/wordprocessingDrawing" xmlns:wp="http://schemas.openxmlformats.org/drawingml/2006/wordprocessingDrawing" xmlns:w10="urn:schemas-microsoft-com:office:word" xmlns:w="http://schemas.openxmlformats.org/wordprocessingml/2006/main" xmlns:w14="http://schemas.microsoft.com/office/word/2010/wordml" xmlns:w15="http://schemas.microsoft.com/office/word/2012/wordml" xmlns:w16cex="http://schemas.microsoft.com/office/word/2018/wordml/cex" xmlns:w16cid="http://schemas.microsoft.com/office/word/2016/wordml/cid" xmlns:w16="http://schemas.microsoft.com/office/word/2018/wordml" xmlns:w16du="http://schemas.microsoft.com/office/word/2023/wordml/word16du" xmlns:w16sdtdh="http://schemas.microsoft.com/office/word/2020/wordml/sdtdatahash" xmlns:w16sdtfl="http://schemas.microsoft.com/office/word/2024/wordml/sdtformatlock" xmlns:w16se="http://schemas.microsoft.com/office/word/2015/wordml/symex" xmlns:wpg="http://schemas.microsoft.com/office/word/2010/wordprocessingGroup" xmlns:wpi="http://schemas.microsoft.com/office/word/2010/wordprocessingInk" xmlns:wne="http://schemas.microsoft.com/office/word/2006/wordml" xmlns:wps="http://schemas.microsoft.com/office/word/2010/wordprocessingShape" mc:Ignorable="w14 w15 w16se w16cid w16 w16cex w16sdtdh w16sdtfl w16du wp14">
+  <w:footnote w:type="separator" w:id="-1">
+    <w:p>
+      <w:pPr>
+        <w:spacing w:after="0" w:line="240" w:lineRule="auto"/>
+      </w:pPr>
+      <w:r>
+        <w:separator/>
+      </w:r>
+    </w:p>
+  </w:footnote>
+  <w:footnote w:type="continuationSeparator" w:id="0">
+    <w:p>
+      <w:pPr>
+        <w:spacing w:after="0" w:line="240" w:lineRule="auto"/>
+      </w:pPr>
+      <w:r>
+        <w:continuationSeparator/>
+      </w:r>
+    </w:p>
+  </w:footnote>
+</w:footnotes>
+</file>
+
 <file path=word/numbering.xml><?xml version="1.0" encoding="utf-8"?>
 <w:numbering xmlns:wpc="http://schemas.microsoft.com/office/word/2010/wordprocessingCanvas" xmlns:cx="http://schemas.microsoft.com/office/drawing/2014/chartex" xmlns:cx1="http://schemas.microsoft.com/office/drawing/2015/9/8/chartex" xmlns:cx2="http://schemas.microsoft.com/office/drawing/2015/10/21/chartex" xmlns:cx3="http://schemas.microsoft.com/office/drawing/2016/5/9/chartex" xmlns:cx4="http://schemas.microsoft.com/office/drawing/2016/5/10/chartex" xmlns:cx5="http://schemas.microsoft.com/office/drawing/2016/5/11/chartex" xmlns:cx6="http://schemas.microsoft.com/office/drawing/2016/5/12/chartex" xmlns:cx7="http://schemas.microsoft.com/office/drawing/2016/5/13/chartex" xmlns:cx8="http://schemas.microsoft.com/office/drawing/2016/5/14/chartex" xmlns:mc="http://schemas.openxmlformats.org/markup-compatibility/2006" xmlns:aink="http://schemas.microsoft.com/office/drawing/2016/ink" xmlns:am3d="http://schemas.microsoft.com/office/drawing/2017/model3d" xmlns:o="urn:schemas-microsoft-com:office:office" xmlns:oel="http://schemas.microsoft.com/office/2019/extlst" xmlns:r="http://schemas.openxmlformats.org/officeDocument/2006/relationships" xmlns:m="http://schemas.openxmlformats.org/officeDocument/2006/math" xmlns:v="urn:schemas-microsoft-com:vml" xmlns:wp14="http://schemas.microsoft.com/office/word/2010/wordprocessingDrawing" xmlns:wp="http://schemas.openxmlformats.org/drawingml/2006/wordprocessingDrawing" xmlns:w10="urn:schemas-microsoft-com:office:word" xmlns:w="http://schemas.openxmlformats.org/wordprocessingml/2006/main" xmlns:w14="http://schemas.microsoft.com/office/word/2010/wordml" xmlns:w15="http://schemas.microsoft.com/office/word/2012/wordml" xmlns:w16cex="http://schemas.microsoft.com/office/word/2018/wordml/cex" xmlns:w16cid="http://schemas.microsoft.com/office/word/2016/wordml/cid" xmlns:w16="http://schemas.microsoft.com/office/word/2018/wordml" xmlns:w16du="http://schemas.microsoft.com/office/word/2023/wordml/word16du" xmlns:w16sdtdh="http://schemas.microsoft.com/office/word/2020/wordml/sdtdatahash" xmlns:w16sdtfl="http://schemas.microsoft.com/office/word/2024/wordml/sdtformatlock" xmlns:w16se="http://schemas.microsoft.com/office/word/2015/wordml/symex" xmlns:wpg="http://schemas.microsoft.com/office/word/2010/wordprocessingGroup" xmlns:wpi="http://schemas.microsoft.com/office/word/2010/wordprocessingInk" xmlns:wne="http://schemas.microsoft.com/office/word/2006/wordml" xmlns:wps="http://schemas.microsoft.com/office/word/2010/wordprocessingShape" mc:Ignorable="w14 w15 w16se w16cid w16 w16cex w16sdtdh w16sdtfl w16du wp14">
   <w:abstractNum w:abstractNumId="0" w15:restartNumberingAfterBreak="0">
@@ -680,6 +1267,453 @@
     </w:lvl>
   </w:abstractNum>
   <w:abstractNum w:abstractNumId="2" w15:restartNumberingAfterBreak="0">
+    <w:nsid w:val="05460414"/>
+    <w:multiLevelType w:val="multilevel"/>
+    <w:tmpl w:val="26B663D6"/>
+    <w:lvl w:ilvl="0">
+      <w:start w:val="1"/>
+      <w:numFmt w:val="bullet"/>
+      <w:lvlText w:val=""/>
+      <w:lvlJc w:val="left"/>
+      <w:pPr>
+        <w:tabs>
+          <w:tab w:val="num" w:pos="720"/>
+        </w:tabs>
+        <w:ind w:left="720" w:hanging="360"/>
+      </w:pPr>
+      <w:rPr>
+        <w:rFonts w:ascii="Symbol" w:hAnsi="Symbol" w:hint="default"/>
+        <w:sz w:val="20"/>
+      </w:rPr>
+    </w:lvl>
+    <w:lvl w:ilvl="1" w:tentative="1">
+      <w:start w:val="1"/>
+      <w:numFmt w:val="bullet"/>
+      <w:lvlText w:val="o"/>
+      <w:lvlJc w:val="left"/>
+      <w:pPr>
+        <w:tabs>
+          <w:tab w:val="num" w:pos="1440"/>
+        </w:tabs>
+        <w:ind w:left="1440" w:hanging="360"/>
+      </w:pPr>
+      <w:rPr>
+        <w:rFonts w:ascii="Courier New" w:hAnsi="Courier New" w:hint="default"/>
+        <w:sz w:val="20"/>
+      </w:rPr>
+    </w:lvl>
+    <w:lvl w:ilvl="2" w:tentative="1">
+      <w:start w:val="1"/>
+      <w:numFmt w:val="bullet"/>
+      <w:lvlText w:val=""/>
+      <w:lvlJc w:val="left"/>
+      <w:pPr>
+        <w:tabs>
+          <w:tab w:val="num" w:pos="2160"/>
+        </w:tabs>
+        <w:ind w:left="2160" w:hanging="360"/>
+      </w:pPr>
+      <w:rPr>
+        <w:rFonts w:ascii="Wingdings" w:hAnsi="Wingdings" w:hint="default"/>
+        <w:sz w:val="20"/>
+      </w:rPr>
+    </w:lvl>
+    <w:lvl w:ilvl="3" w:tentative="1">
+      <w:start w:val="1"/>
+      <w:numFmt w:val="bullet"/>
+      <w:lvlText w:val=""/>
+      <w:lvlJc w:val="left"/>
+      <w:pPr>
+        <w:tabs>
+          <w:tab w:val="num" w:pos="2880"/>
+        </w:tabs>
+        <w:ind w:left="2880" w:hanging="360"/>
+      </w:pPr>
+      <w:rPr>
+        <w:rFonts w:ascii="Wingdings" w:hAnsi="Wingdings" w:hint="default"/>
+        <w:sz w:val="20"/>
+      </w:rPr>
+    </w:lvl>
+    <w:lvl w:ilvl="4" w:tentative="1">
+      <w:start w:val="1"/>
+      <w:numFmt w:val="bullet"/>
+      <w:lvlText w:val=""/>
+      <w:lvlJc w:val="left"/>
+      <w:pPr>
+        <w:tabs>
+          <w:tab w:val="num" w:pos="3600"/>
+        </w:tabs>
+        <w:ind w:left="3600" w:hanging="360"/>
+      </w:pPr>
+      <w:rPr>
+        <w:rFonts w:ascii="Wingdings" w:hAnsi="Wingdings" w:hint="default"/>
+        <w:sz w:val="20"/>
+      </w:rPr>
+    </w:lvl>
+    <w:lvl w:ilvl="5" w:tentative="1">
+      <w:start w:val="1"/>
+      <w:numFmt w:val="bullet"/>
+      <w:lvlText w:val=""/>
+      <w:lvlJc w:val="left"/>
+      <w:pPr>
+        <w:tabs>
+          <w:tab w:val="num" w:pos="4320"/>
+        </w:tabs>
+        <w:ind w:left="4320" w:hanging="360"/>
+      </w:pPr>
+      <w:rPr>
+        <w:rFonts w:ascii="Wingdings" w:hAnsi="Wingdings" w:hint="default"/>
+        <w:sz w:val="20"/>
+      </w:rPr>
+    </w:lvl>
+    <w:lvl w:ilvl="6" w:tentative="1">
+      <w:start w:val="1"/>
+      <w:numFmt w:val="bullet"/>
+      <w:lvlText w:val=""/>
+      <w:lvlJc w:val="left"/>
+      <w:pPr>
+        <w:tabs>
+          <w:tab w:val="num" w:pos="5040"/>
+        </w:tabs>
+        <w:ind w:left="5040" w:hanging="360"/>
+      </w:pPr>
+      <w:rPr>
+        <w:rFonts w:ascii="Wingdings" w:hAnsi="Wingdings" w:hint="default"/>
+        <w:sz w:val="20"/>
+      </w:rPr>
+    </w:lvl>
+    <w:lvl w:ilvl="7" w:tentative="1">
+      <w:start w:val="1"/>
+      <w:numFmt w:val="bullet"/>
+      <w:lvlText w:val=""/>
+      <w:lvlJc w:val="left"/>
+      <w:pPr>
+        <w:tabs>
+          <w:tab w:val="num" w:pos="5760"/>
+        </w:tabs>
+        <w:ind w:left="5760" w:hanging="360"/>
+      </w:pPr>
+      <w:rPr>
+        <w:rFonts w:ascii="Wingdings" w:hAnsi="Wingdings" w:hint="default"/>
+        <w:sz w:val="20"/>
+      </w:rPr>
+    </w:lvl>
+    <w:lvl w:ilvl="8" w:tentative="1">
+      <w:start w:val="1"/>
+      <w:numFmt w:val="bullet"/>
+      <w:lvlText w:val=""/>
+      <w:lvlJc w:val="left"/>
+      <w:pPr>
+        <w:tabs>
+          <w:tab w:val="num" w:pos="6480"/>
+        </w:tabs>
+        <w:ind w:left="6480" w:hanging="360"/>
+      </w:pPr>
+      <w:rPr>
+        <w:rFonts w:ascii="Wingdings" w:hAnsi="Wingdings" w:hint="default"/>
+        <w:sz w:val="20"/>
+      </w:rPr>
+    </w:lvl>
+  </w:abstractNum>
+  <w:abstractNum w:abstractNumId="3" w15:restartNumberingAfterBreak="0">
+    <w:nsid w:val="06B748DC"/>
+    <w:multiLevelType w:val="multilevel"/>
+    <w:tmpl w:val="C958CBE0"/>
+    <w:lvl w:ilvl="0">
+      <w:start w:val="1"/>
+      <w:numFmt w:val="bullet"/>
+      <w:lvlText w:val=""/>
+      <w:lvlJc w:val="left"/>
+      <w:pPr>
+        <w:tabs>
+          <w:tab w:val="num" w:pos="720"/>
+        </w:tabs>
+        <w:ind w:left="720" w:hanging="360"/>
+      </w:pPr>
+      <w:rPr>
+        <w:rFonts w:ascii="Symbol" w:hAnsi="Symbol" w:hint="default"/>
+        <w:sz w:val="20"/>
+      </w:rPr>
+    </w:lvl>
+    <w:lvl w:ilvl="1" w:tentative="1">
+      <w:start w:val="1"/>
+      <w:numFmt w:val="bullet"/>
+      <w:lvlText w:val="o"/>
+      <w:lvlJc w:val="left"/>
+      <w:pPr>
+        <w:tabs>
+          <w:tab w:val="num" w:pos="1440"/>
+        </w:tabs>
+        <w:ind w:left="1440" w:hanging="360"/>
+      </w:pPr>
+      <w:rPr>
+        <w:rFonts w:ascii="Courier New" w:hAnsi="Courier New" w:hint="default"/>
+        <w:sz w:val="20"/>
+      </w:rPr>
+    </w:lvl>
+    <w:lvl w:ilvl="2" w:tentative="1">
+      <w:start w:val="1"/>
+      <w:numFmt w:val="bullet"/>
+      <w:lvlText w:val=""/>
+      <w:lvlJc w:val="left"/>
+      <w:pPr>
+        <w:tabs>
+          <w:tab w:val="num" w:pos="2160"/>
+        </w:tabs>
+        <w:ind w:left="2160" w:hanging="360"/>
+      </w:pPr>
+      <w:rPr>
+        <w:rFonts w:ascii="Wingdings" w:hAnsi="Wingdings" w:hint="default"/>
+        <w:sz w:val="20"/>
+      </w:rPr>
+    </w:lvl>
+    <w:lvl w:ilvl="3" w:tentative="1">
+      <w:start w:val="1"/>
+      <w:numFmt w:val="bullet"/>
+      <w:lvlText w:val=""/>
+      <w:lvlJc w:val="left"/>
+      <w:pPr>
+        <w:tabs>
+          <w:tab w:val="num" w:pos="2880"/>
+        </w:tabs>
+        <w:ind w:left="2880" w:hanging="360"/>
+      </w:pPr>
+      <w:rPr>
+        <w:rFonts w:ascii="Wingdings" w:hAnsi="Wingdings" w:hint="default"/>
+        <w:sz w:val="20"/>
+      </w:rPr>
+    </w:lvl>
+    <w:lvl w:ilvl="4" w:tentative="1">
+      <w:start w:val="1"/>
+      <w:numFmt w:val="bullet"/>
+      <w:lvlText w:val=""/>
+      <w:lvlJc w:val="left"/>
+      <w:pPr>
+        <w:tabs>
+          <w:tab w:val="num" w:pos="3600"/>
+        </w:tabs>
+        <w:ind w:left="3600" w:hanging="360"/>
+      </w:pPr>
+      <w:rPr>
+        <w:rFonts w:ascii="Wingdings" w:hAnsi="Wingdings" w:hint="default"/>
+        <w:sz w:val="20"/>
+      </w:rPr>
+    </w:lvl>
+    <w:lvl w:ilvl="5" w:tentative="1">
+      <w:start w:val="1"/>
+      <w:numFmt w:val="bullet"/>
+      <w:lvlText w:val=""/>
+      <w:lvlJc w:val="left"/>
+      <w:pPr>
+        <w:tabs>
+          <w:tab w:val="num" w:pos="4320"/>
+        </w:tabs>
+        <w:ind w:left="4320" w:hanging="360"/>
+      </w:pPr>
+      <w:rPr>
+        <w:rFonts w:ascii="Wingdings" w:hAnsi="Wingdings" w:hint="default"/>
+        <w:sz w:val="20"/>
+      </w:rPr>
+    </w:lvl>
+    <w:lvl w:ilvl="6" w:tentative="1">
+      <w:start w:val="1"/>
+      <w:numFmt w:val="bullet"/>
+      <w:lvlText w:val=""/>
+      <w:lvlJc w:val="left"/>
+      <w:pPr>
+        <w:tabs>
+          <w:tab w:val="num" w:pos="5040"/>
+        </w:tabs>
+        <w:ind w:left="5040" w:hanging="360"/>
+      </w:pPr>
+      <w:rPr>
+        <w:rFonts w:ascii="Wingdings" w:hAnsi="Wingdings" w:hint="default"/>
+        <w:sz w:val="20"/>
+      </w:rPr>
+    </w:lvl>
+    <w:lvl w:ilvl="7" w:tentative="1">
+      <w:start w:val="1"/>
+      <w:numFmt w:val="bullet"/>
+      <w:lvlText w:val=""/>
+      <w:lvlJc w:val="left"/>
+      <w:pPr>
+        <w:tabs>
+          <w:tab w:val="num" w:pos="5760"/>
+        </w:tabs>
+        <w:ind w:left="5760" w:hanging="360"/>
+      </w:pPr>
+      <w:rPr>
+        <w:rFonts w:ascii="Wingdings" w:hAnsi="Wingdings" w:hint="default"/>
+        <w:sz w:val="20"/>
+      </w:rPr>
+    </w:lvl>
+    <w:lvl w:ilvl="8" w:tentative="1">
+      <w:start w:val="1"/>
+      <w:numFmt w:val="bullet"/>
+      <w:lvlText w:val=""/>
+      <w:lvlJc w:val="left"/>
+      <w:pPr>
+        <w:tabs>
+          <w:tab w:val="num" w:pos="6480"/>
+        </w:tabs>
+        <w:ind w:left="6480" w:hanging="360"/>
+      </w:pPr>
+      <w:rPr>
+        <w:rFonts w:ascii="Wingdings" w:hAnsi="Wingdings" w:hint="default"/>
+        <w:sz w:val="20"/>
+      </w:rPr>
+    </w:lvl>
+  </w:abstractNum>
+  <w:abstractNum w:abstractNumId="4" w15:restartNumberingAfterBreak="0">
+    <w:nsid w:val="075C036B"/>
+    <w:multiLevelType w:val="multilevel"/>
+    <w:tmpl w:val="80606162"/>
+    <w:lvl w:ilvl="0">
+      <w:start w:val="1"/>
+      <w:numFmt w:val="bullet"/>
+      <w:lvlText w:val=""/>
+      <w:lvlJc w:val="left"/>
+      <w:pPr>
+        <w:tabs>
+          <w:tab w:val="num" w:pos="720"/>
+        </w:tabs>
+        <w:ind w:left="720" w:hanging="360"/>
+      </w:pPr>
+      <w:rPr>
+        <w:rFonts w:ascii="Symbol" w:hAnsi="Symbol" w:hint="default"/>
+        <w:sz w:val="20"/>
+      </w:rPr>
+    </w:lvl>
+    <w:lvl w:ilvl="1" w:tentative="1">
+      <w:start w:val="1"/>
+      <w:numFmt w:val="bullet"/>
+      <w:lvlText w:val="o"/>
+      <w:lvlJc w:val="left"/>
+      <w:pPr>
+        <w:tabs>
+          <w:tab w:val="num" w:pos="1440"/>
+        </w:tabs>
+        <w:ind w:left="1440" w:hanging="360"/>
+      </w:pPr>
+      <w:rPr>
+        <w:rFonts w:ascii="Courier New" w:hAnsi="Courier New" w:hint="default"/>
+        <w:sz w:val="20"/>
+      </w:rPr>
+    </w:lvl>
+    <w:lvl w:ilvl="2" w:tentative="1">
+      <w:start w:val="1"/>
+      <w:numFmt w:val="bullet"/>
+      <w:lvlText w:val=""/>
+      <w:lvlJc w:val="left"/>
+      <w:pPr>
+        <w:tabs>
+          <w:tab w:val="num" w:pos="2160"/>
+        </w:tabs>
+        <w:ind w:left="2160" w:hanging="360"/>
+      </w:pPr>
+      <w:rPr>
+        <w:rFonts w:ascii="Wingdings" w:hAnsi="Wingdings" w:hint="default"/>
+        <w:sz w:val="20"/>
+      </w:rPr>
+    </w:lvl>
+    <w:lvl w:ilvl="3" w:tentative="1">
+      <w:start w:val="1"/>
+      <w:numFmt w:val="bullet"/>
+      <w:lvlText w:val=""/>
+      <w:lvlJc w:val="left"/>
+      <w:pPr>
+        <w:tabs>
+          <w:tab w:val="num" w:pos="2880"/>
+        </w:tabs>
+        <w:ind w:left="2880" w:hanging="360"/>
+      </w:pPr>
+      <w:rPr>
+        <w:rFonts w:ascii="Wingdings" w:hAnsi="Wingdings" w:hint="default"/>
+        <w:sz w:val="20"/>
+      </w:rPr>
+    </w:lvl>
+    <w:lvl w:ilvl="4" w:tentative="1">
+      <w:start w:val="1"/>
+      <w:numFmt w:val="bullet"/>
+      <w:lvlText w:val=""/>
+      <w:lvlJc w:val="left"/>
+      <w:pPr>
+        <w:tabs>
+          <w:tab w:val="num" w:pos="3600"/>
+        </w:tabs>
+        <w:ind w:left="3600" w:hanging="360"/>
+      </w:pPr>
+      <w:rPr>
+        <w:rFonts w:ascii="Wingdings" w:hAnsi="Wingdings" w:hint="default"/>
+        <w:sz w:val="20"/>
+      </w:rPr>
+    </w:lvl>
+    <w:lvl w:ilvl="5" w:tentative="1">
+      <w:start w:val="1"/>
+      <w:numFmt w:val="bullet"/>
+      <w:lvlText w:val=""/>
+      <w:lvlJc w:val="left"/>
+      <w:pPr>
+        <w:tabs>
+          <w:tab w:val="num" w:pos="4320"/>
+        </w:tabs>
+        <w:ind w:left="4320" w:hanging="360"/>
+      </w:pPr>
+      <w:rPr>
+        <w:rFonts w:ascii="Wingdings" w:hAnsi="Wingdings" w:hint="default"/>
+        <w:sz w:val="20"/>
+      </w:rPr>
+    </w:lvl>
+    <w:lvl w:ilvl="6" w:tentative="1">
+      <w:start w:val="1"/>
+      <w:numFmt w:val="bullet"/>
+      <w:lvlText w:val=""/>
+      <w:lvlJc w:val="left"/>
+      <w:pPr>
+        <w:tabs>
+          <w:tab w:val="num" w:pos="5040"/>
+        </w:tabs>
+        <w:ind w:left="5040" w:hanging="360"/>
+      </w:pPr>
+      <w:rPr>
+        <w:rFonts w:ascii="Wingdings" w:hAnsi="Wingdings" w:hint="default"/>
+        <w:sz w:val="20"/>
+      </w:rPr>
+    </w:lvl>
+    <w:lvl w:ilvl="7" w:tentative="1">
+      <w:start w:val="1"/>
+      <w:numFmt w:val="bullet"/>
+      <w:lvlText w:val=""/>
+      <w:lvlJc w:val="left"/>
+      <w:pPr>
+        <w:tabs>
+          <w:tab w:val="num" w:pos="5760"/>
+        </w:tabs>
+        <w:ind w:left="5760" w:hanging="360"/>
+      </w:pPr>
+      <w:rPr>
+        <w:rFonts w:ascii="Wingdings" w:hAnsi="Wingdings" w:hint="default"/>
+        <w:sz w:val="20"/>
+      </w:rPr>
+    </w:lvl>
+    <w:lvl w:ilvl="8" w:tentative="1">
+      <w:start w:val="1"/>
+      <w:numFmt w:val="bullet"/>
+      <w:lvlText w:val=""/>
+      <w:lvlJc w:val="left"/>
+      <w:pPr>
+        <w:tabs>
+          <w:tab w:val="num" w:pos="6480"/>
+        </w:tabs>
+        <w:ind w:left="6480" w:hanging="360"/>
+      </w:pPr>
+      <w:rPr>
+        <w:rFonts w:ascii="Wingdings" w:hAnsi="Wingdings" w:hint="default"/>
+        <w:sz w:val="20"/>
+      </w:rPr>
+    </w:lvl>
+  </w:abstractNum>
+  <w:abstractNum w:abstractNumId="5" w15:restartNumberingAfterBreak="0">
     <w:nsid w:val="0C956292"/>
     <w:multiLevelType w:val="hybridMultilevel"/>
     <w:tmpl w:val="0608E474"/>
@@ -792,7 +1826,156 @@
       </w:rPr>
     </w:lvl>
   </w:abstractNum>
-  <w:abstractNum w:abstractNumId="3" w15:restartNumberingAfterBreak="0">
+  <w:abstractNum w:abstractNumId="6" w15:restartNumberingAfterBreak="0">
+    <w:nsid w:val="120174E5"/>
+    <w:multiLevelType w:val="multilevel"/>
+    <w:tmpl w:val="ADF2A65A"/>
+    <w:lvl w:ilvl="0">
+      <w:start w:val="1"/>
+      <w:numFmt w:val="bullet"/>
+      <w:lvlText w:val=""/>
+      <w:lvlJc w:val="left"/>
+      <w:pPr>
+        <w:tabs>
+          <w:tab w:val="num" w:pos="720"/>
+        </w:tabs>
+        <w:ind w:left="720" w:hanging="360"/>
+      </w:pPr>
+      <w:rPr>
+        <w:rFonts w:ascii="Symbol" w:hAnsi="Symbol" w:hint="default"/>
+        <w:sz w:val="20"/>
+      </w:rPr>
+    </w:lvl>
+    <w:lvl w:ilvl="1" w:tentative="1">
+      <w:start w:val="1"/>
+      <w:numFmt w:val="bullet"/>
+      <w:lvlText w:val="o"/>
+      <w:lvlJc w:val="left"/>
+      <w:pPr>
+        <w:tabs>
+          <w:tab w:val="num" w:pos="1440"/>
+        </w:tabs>
+        <w:ind w:left="1440" w:hanging="360"/>
+      </w:pPr>
+      <w:rPr>
+        <w:rFonts w:ascii="Courier New" w:hAnsi="Courier New" w:hint="default"/>
+        <w:sz w:val="20"/>
+      </w:rPr>
+    </w:lvl>
+    <w:lvl w:ilvl="2" w:tentative="1">
+      <w:start w:val="1"/>
+      <w:numFmt w:val="bullet"/>
+      <w:lvlText w:val=""/>
+      <w:lvlJc w:val="left"/>
+      <w:pPr>
+        <w:tabs>
+          <w:tab w:val="num" w:pos="2160"/>
+        </w:tabs>
+        <w:ind w:left="2160" w:hanging="360"/>
+      </w:pPr>
+      <w:rPr>
+        <w:rFonts w:ascii="Wingdings" w:hAnsi="Wingdings" w:hint="default"/>
+        <w:sz w:val="20"/>
+      </w:rPr>
+    </w:lvl>
+    <w:lvl w:ilvl="3" w:tentative="1">
+      <w:start w:val="1"/>
+      <w:numFmt w:val="bullet"/>
+      <w:lvlText w:val=""/>
+      <w:lvlJc w:val="left"/>
+      <w:pPr>
+        <w:tabs>
+          <w:tab w:val="num" w:pos="2880"/>
+        </w:tabs>
+        <w:ind w:left="2880" w:hanging="360"/>
+      </w:pPr>
+      <w:rPr>
+        <w:rFonts w:ascii="Wingdings" w:hAnsi="Wingdings" w:hint="default"/>
+        <w:sz w:val="20"/>
+      </w:rPr>
+    </w:lvl>
+    <w:lvl w:ilvl="4" w:tentative="1">
+      <w:start w:val="1"/>
+      <w:numFmt w:val="bullet"/>
+      <w:lvlText w:val=""/>
+      <w:lvlJc w:val="left"/>
+      <w:pPr>
+        <w:tabs>
+          <w:tab w:val="num" w:pos="3600"/>
+        </w:tabs>
+        <w:ind w:left="3600" w:hanging="360"/>
+      </w:pPr>
+      <w:rPr>
+        <w:rFonts w:ascii="Wingdings" w:hAnsi="Wingdings" w:hint="default"/>
+        <w:sz w:val="20"/>
+      </w:rPr>
+    </w:lvl>
+    <w:lvl w:ilvl="5" w:tentative="1">
+      <w:start w:val="1"/>
+      <w:numFmt w:val="bullet"/>
+      <w:lvlText w:val=""/>
+      <w:lvlJc w:val="left"/>
+      <w:pPr>
+        <w:tabs>
+          <w:tab w:val="num" w:pos="4320"/>
+        </w:tabs>
+        <w:ind w:left="4320" w:hanging="360"/>
+      </w:pPr>
+      <w:rPr>
+        <w:rFonts w:ascii="Wingdings" w:hAnsi="Wingdings" w:hint="default"/>
+        <w:sz w:val="20"/>
+      </w:rPr>
+    </w:lvl>
+    <w:lvl w:ilvl="6" w:tentative="1">
+      <w:start w:val="1"/>
+      <w:numFmt w:val="bullet"/>
+      <w:lvlText w:val=""/>
+      <w:lvlJc w:val="left"/>
+      <w:pPr>
+        <w:tabs>
+          <w:tab w:val="num" w:pos="5040"/>
+        </w:tabs>
+        <w:ind w:left="5040" w:hanging="360"/>
+      </w:pPr>
+      <w:rPr>
+        <w:rFonts w:ascii="Wingdings" w:hAnsi="Wingdings" w:hint="default"/>
+        <w:sz w:val="20"/>
+      </w:rPr>
+    </w:lvl>
+    <w:lvl w:ilvl="7" w:tentative="1">
+      <w:start w:val="1"/>
+      <w:numFmt w:val="bullet"/>
+      <w:lvlText w:val=""/>
+      <w:lvlJc w:val="left"/>
+      <w:pPr>
+        <w:tabs>
+          <w:tab w:val="num" w:pos="5760"/>
+        </w:tabs>
+        <w:ind w:left="5760" w:hanging="360"/>
+      </w:pPr>
+      <w:rPr>
+        <w:rFonts w:ascii="Wingdings" w:hAnsi="Wingdings" w:hint="default"/>
+        <w:sz w:val="20"/>
+      </w:rPr>
+    </w:lvl>
+    <w:lvl w:ilvl="8" w:tentative="1">
+      <w:start w:val="1"/>
+      <w:numFmt w:val="bullet"/>
+      <w:lvlText w:val=""/>
+      <w:lvlJc w:val="left"/>
+      <w:pPr>
+        <w:tabs>
+          <w:tab w:val="num" w:pos="6480"/>
+        </w:tabs>
+        <w:ind w:left="6480" w:hanging="360"/>
+      </w:pPr>
+      <w:rPr>
+        <w:rFonts w:ascii="Wingdings" w:hAnsi="Wingdings" w:hint="default"/>
+        <w:sz w:val="20"/>
+      </w:rPr>
+    </w:lvl>
+  </w:abstractNum>
+  <w:abstractNum w:abstractNumId="7" w15:restartNumberingAfterBreak="0">
     <w:nsid w:val="14D67F7D"/>
     <w:multiLevelType w:val="hybridMultilevel"/>
     <w:tmpl w:val="70502AF0"/>
@@ -905,7 +2088,156 @@
       </w:rPr>
     </w:lvl>
   </w:abstractNum>
-  <w:abstractNum w:abstractNumId="4" w15:restartNumberingAfterBreak="0">
+  <w:abstractNum w:abstractNumId="8" w15:restartNumberingAfterBreak="0">
+    <w:nsid w:val="16416CD7"/>
+    <w:multiLevelType w:val="multilevel"/>
+    <w:tmpl w:val="A6E64D58"/>
+    <w:lvl w:ilvl="0">
+      <w:start w:val="1"/>
+      <w:numFmt w:val="bullet"/>
+      <w:lvlText w:val=""/>
+      <w:lvlJc w:val="left"/>
+      <w:pPr>
+        <w:tabs>
+          <w:tab w:val="num" w:pos="720"/>
+        </w:tabs>
+        <w:ind w:left="720" w:hanging="360"/>
+      </w:pPr>
+      <w:rPr>
+        <w:rFonts w:ascii="Symbol" w:hAnsi="Symbol" w:hint="default"/>
+        <w:sz w:val="20"/>
+      </w:rPr>
+    </w:lvl>
+    <w:lvl w:ilvl="1" w:tentative="1">
+      <w:start w:val="1"/>
+      <w:numFmt w:val="bullet"/>
+      <w:lvlText w:val="o"/>
+      <w:lvlJc w:val="left"/>
+      <w:pPr>
+        <w:tabs>
+          <w:tab w:val="num" w:pos="1440"/>
+        </w:tabs>
+        <w:ind w:left="1440" w:hanging="360"/>
+      </w:pPr>
+      <w:rPr>
+        <w:rFonts w:ascii="Courier New" w:hAnsi="Courier New" w:hint="default"/>
+        <w:sz w:val="20"/>
+      </w:rPr>
+    </w:lvl>
+    <w:lvl w:ilvl="2" w:tentative="1">
+      <w:start w:val="1"/>
+      <w:numFmt w:val="bullet"/>
+      <w:lvlText w:val=""/>
+      <w:lvlJc w:val="left"/>
+      <w:pPr>
+        <w:tabs>
+          <w:tab w:val="num" w:pos="2160"/>
+        </w:tabs>
+        <w:ind w:left="2160" w:hanging="360"/>
+      </w:pPr>
+      <w:rPr>
+        <w:rFonts w:ascii="Wingdings" w:hAnsi="Wingdings" w:hint="default"/>
+        <w:sz w:val="20"/>
+      </w:rPr>
+    </w:lvl>
+    <w:lvl w:ilvl="3" w:tentative="1">
+      <w:start w:val="1"/>
+      <w:numFmt w:val="bullet"/>
+      <w:lvlText w:val=""/>
+      <w:lvlJc w:val="left"/>
+      <w:pPr>
+        <w:tabs>
+          <w:tab w:val="num" w:pos="2880"/>
+        </w:tabs>
+        <w:ind w:left="2880" w:hanging="360"/>
+      </w:pPr>
+      <w:rPr>
+        <w:rFonts w:ascii="Wingdings" w:hAnsi="Wingdings" w:hint="default"/>
+        <w:sz w:val="20"/>
+      </w:rPr>
+    </w:lvl>
+    <w:lvl w:ilvl="4" w:tentative="1">
+      <w:start w:val="1"/>
+      <w:numFmt w:val="bullet"/>
+      <w:lvlText w:val=""/>
+      <w:lvlJc w:val="left"/>
+      <w:pPr>
+        <w:tabs>
+          <w:tab w:val="num" w:pos="3600"/>
+        </w:tabs>
+        <w:ind w:left="3600" w:hanging="360"/>
+      </w:pPr>
+      <w:rPr>
+        <w:rFonts w:ascii="Wingdings" w:hAnsi="Wingdings" w:hint="default"/>
+        <w:sz w:val="20"/>
+      </w:rPr>
+    </w:lvl>
+    <w:lvl w:ilvl="5" w:tentative="1">
+      <w:start w:val="1"/>
+      <w:numFmt w:val="bullet"/>
+      <w:lvlText w:val=""/>
+      <w:lvlJc w:val="left"/>
+      <w:pPr>
+        <w:tabs>
+          <w:tab w:val="num" w:pos="4320"/>
+        </w:tabs>
+        <w:ind w:left="4320" w:hanging="360"/>
+      </w:pPr>
+      <w:rPr>
+        <w:rFonts w:ascii="Wingdings" w:hAnsi="Wingdings" w:hint="default"/>
+        <w:sz w:val="20"/>
+      </w:rPr>
+    </w:lvl>
+    <w:lvl w:ilvl="6" w:tentative="1">
+      <w:start w:val="1"/>
+      <w:numFmt w:val="bullet"/>
+      <w:lvlText w:val=""/>
+      <w:lvlJc w:val="left"/>
+      <w:pPr>
+        <w:tabs>
+          <w:tab w:val="num" w:pos="5040"/>
+        </w:tabs>
+        <w:ind w:left="5040" w:hanging="360"/>
+      </w:pPr>
+      <w:rPr>
+        <w:rFonts w:ascii="Wingdings" w:hAnsi="Wingdings" w:hint="default"/>
+        <w:sz w:val="20"/>
+      </w:rPr>
+    </w:lvl>
+    <w:lvl w:ilvl="7" w:tentative="1">
+      <w:start w:val="1"/>
+      <w:numFmt w:val="bullet"/>
+      <w:lvlText w:val=""/>
+      <w:lvlJc w:val="left"/>
+      <w:pPr>
+        <w:tabs>
+          <w:tab w:val="num" w:pos="5760"/>
+        </w:tabs>
+        <w:ind w:left="5760" w:hanging="360"/>
+      </w:pPr>
+      <w:rPr>
+        <w:rFonts w:ascii="Wingdings" w:hAnsi="Wingdings" w:hint="default"/>
+        <w:sz w:val="20"/>
+      </w:rPr>
+    </w:lvl>
+    <w:lvl w:ilvl="8" w:tentative="1">
+      <w:start w:val="1"/>
+      <w:numFmt w:val="bullet"/>
+      <w:lvlText w:val=""/>
+      <w:lvlJc w:val="left"/>
+      <w:pPr>
+        <w:tabs>
+          <w:tab w:val="num" w:pos="6480"/>
+        </w:tabs>
+        <w:ind w:left="6480" w:hanging="360"/>
+      </w:pPr>
+      <w:rPr>
+        <w:rFonts w:ascii="Wingdings" w:hAnsi="Wingdings" w:hint="default"/>
+        <w:sz w:val="20"/>
+      </w:rPr>
+    </w:lvl>
+  </w:abstractNum>
+  <w:abstractNum w:abstractNumId="9" w15:restartNumberingAfterBreak="0">
     <w:nsid w:val="172F1D53"/>
     <w:multiLevelType w:val="hybridMultilevel"/>
     <w:tmpl w:val="1AC2FDC0"/>
@@ -1018,7 +2350,7 @@
       </w:rPr>
     </w:lvl>
   </w:abstractNum>
-  <w:abstractNum w:abstractNumId="5" w15:restartNumberingAfterBreak="0">
+  <w:abstractNum w:abstractNumId="10" w15:restartNumberingAfterBreak="0">
     <w:nsid w:val="214B6735"/>
     <w:multiLevelType w:val="hybridMultilevel"/>
     <w:tmpl w:val="48C04246"/>
@@ -1131,7 +2463,7 @@
       </w:rPr>
     </w:lvl>
   </w:abstractNum>
-  <w:abstractNum w:abstractNumId="6" w15:restartNumberingAfterBreak="0">
+  <w:abstractNum w:abstractNumId="11" w15:restartNumberingAfterBreak="0">
     <w:nsid w:val="31037511"/>
     <w:multiLevelType w:val="hybridMultilevel"/>
     <w:tmpl w:val="C1FEA6B6"/>
@@ -1217,7 +2549,7 @@
       </w:pPr>
     </w:lvl>
   </w:abstractNum>
-  <w:abstractNum w:abstractNumId="7" w15:restartNumberingAfterBreak="0">
+  <w:abstractNum w:abstractNumId="12" w15:restartNumberingAfterBreak="0">
     <w:nsid w:val="382D5E76"/>
     <w:multiLevelType w:val="hybridMultilevel"/>
     <w:tmpl w:val="2CC4AE50"/>
@@ -1330,7 +2662,7 @@
       </w:rPr>
     </w:lvl>
   </w:abstractNum>
-  <w:abstractNum w:abstractNumId="8" w15:restartNumberingAfterBreak="0">
+  <w:abstractNum w:abstractNumId="13" w15:restartNumberingAfterBreak="0">
     <w:nsid w:val="407E7447"/>
     <w:multiLevelType w:val="hybridMultilevel"/>
     <w:tmpl w:val="41DC1698"/>
@@ -1443,7 +2775,7 @@
       </w:rPr>
     </w:lvl>
   </w:abstractNum>
-  <w:abstractNum w:abstractNumId="9" w15:restartNumberingAfterBreak="0">
+  <w:abstractNum w:abstractNumId="14" w15:restartNumberingAfterBreak="0">
     <w:nsid w:val="466E398B"/>
     <w:multiLevelType w:val="hybridMultilevel"/>
     <w:tmpl w:val="439E7044"/>
@@ -1556,7 +2888,7 @@
       </w:rPr>
     </w:lvl>
   </w:abstractNum>
-  <w:abstractNum w:abstractNumId="10" w15:restartNumberingAfterBreak="0">
+  <w:abstractNum w:abstractNumId="15" w15:restartNumberingAfterBreak="0">
     <w:nsid w:val="4947787B"/>
     <w:multiLevelType w:val="hybridMultilevel"/>
     <w:tmpl w:val="66E621F6"/>
@@ -1669,7 +3001,156 @@
       </w:rPr>
     </w:lvl>
   </w:abstractNum>
-  <w:abstractNum w:abstractNumId="11" w15:restartNumberingAfterBreak="0">
+  <w:abstractNum w:abstractNumId="16" w15:restartNumberingAfterBreak="0">
+    <w:nsid w:val="4A84786F"/>
+    <w:multiLevelType w:val="multilevel"/>
+    <w:tmpl w:val="2B42CD9C"/>
+    <w:lvl w:ilvl="0">
+      <w:start w:val="1"/>
+      <w:numFmt w:val="bullet"/>
+      <w:lvlText w:val=""/>
+      <w:lvlJc w:val="left"/>
+      <w:pPr>
+        <w:tabs>
+          <w:tab w:val="num" w:pos="720"/>
+        </w:tabs>
+        <w:ind w:left="720" w:hanging="360"/>
+      </w:pPr>
+      <w:rPr>
+        <w:rFonts w:ascii="Symbol" w:hAnsi="Symbol" w:hint="default"/>
+        <w:sz w:val="20"/>
+      </w:rPr>
+    </w:lvl>
+    <w:lvl w:ilvl="1" w:tentative="1">
+      <w:start w:val="1"/>
+      <w:numFmt w:val="bullet"/>
+      <w:lvlText w:val="o"/>
+      <w:lvlJc w:val="left"/>
+      <w:pPr>
+        <w:tabs>
+          <w:tab w:val="num" w:pos="1440"/>
+        </w:tabs>
+        <w:ind w:left="1440" w:hanging="360"/>
+      </w:pPr>
+      <w:rPr>
+        <w:rFonts w:ascii="Courier New" w:hAnsi="Courier New" w:hint="default"/>
+        <w:sz w:val="20"/>
+      </w:rPr>
+    </w:lvl>
+    <w:lvl w:ilvl="2" w:tentative="1">
+      <w:start w:val="1"/>
+      <w:numFmt w:val="bullet"/>
+      <w:lvlText w:val=""/>
+      <w:lvlJc w:val="left"/>
+      <w:pPr>
+        <w:tabs>
+          <w:tab w:val="num" w:pos="2160"/>
+        </w:tabs>
+        <w:ind w:left="2160" w:hanging="360"/>
+      </w:pPr>
+      <w:rPr>
+        <w:rFonts w:ascii="Wingdings" w:hAnsi="Wingdings" w:hint="default"/>
+        <w:sz w:val="20"/>
+      </w:rPr>
+    </w:lvl>
+    <w:lvl w:ilvl="3" w:tentative="1">
+      <w:start w:val="1"/>
+      <w:numFmt w:val="bullet"/>
+      <w:lvlText w:val=""/>
+      <w:lvlJc w:val="left"/>
+      <w:pPr>
+        <w:tabs>
+          <w:tab w:val="num" w:pos="2880"/>
+        </w:tabs>
+        <w:ind w:left="2880" w:hanging="360"/>
+      </w:pPr>
+      <w:rPr>
+        <w:rFonts w:ascii="Wingdings" w:hAnsi="Wingdings" w:hint="default"/>
+        <w:sz w:val="20"/>
+      </w:rPr>
+    </w:lvl>
+    <w:lvl w:ilvl="4" w:tentative="1">
+      <w:start w:val="1"/>
+      <w:numFmt w:val="bullet"/>
+      <w:lvlText w:val=""/>
+      <w:lvlJc w:val="left"/>
+      <w:pPr>
+        <w:tabs>
+          <w:tab w:val="num" w:pos="3600"/>
+        </w:tabs>
+        <w:ind w:left="3600" w:hanging="360"/>
+      </w:pPr>
+      <w:rPr>
+        <w:rFonts w:ascii="Wingdings" w:hAnsi="Wingdings" w:hint="default"/>
+        <w:sz w:val="20"/>
+      </w:rPr>
+    </w:lvl>
+    <w:lvl w:ilvl="5" w:tentative="1">
+      <w:start w:val="1"/>
+      <w:numFmt w:val="bullet"/>
+      <w:lvlText w:val=""/>
+      <w:lvlJc w:val="left"/>
+      <w:pPr>
+        <w:tabs>
+          <w:tab w:val="num" w:pos="4320"/>
+        </w:tabs>
+        <w:ind w:left="4320" w:hanging="360"/>
+      </w:pPr>
+      <w:rPr>
+        <w:rFonts w:ascii="Wingdings" w:hAnsi="Wingdings" w:hint="default"/>
+        <w:sz w:val="20"/>
+      </w:rPr>
+    </w:lvl>
+    <w:lvl w:ilvl="6" w:tentative="1">
+      <w:start w:val="1"/>
+      <w:numFmt w:val="bullet"/>
+      <w:lvlText w:val=""/>
+      <w:lvlJc w:val="left"/>
+      <w:pPr>
+        <w:tabs>
+          <w:tab w:val="num" w:pos="5040"/>
+        </w:tabs>
+        <w:ind w:left="5040" w:hanging="360"/>
+      </w:pPr>
+      <w:rPr>
+        <w:rFonts w:ascii="Wingdings" w:hAnsi="Wingdings" w:hint="default"/>
+        <w:sz w:val="20"/>
+      </w:rPr>
+    </w:lvl>
+    <w:lvl w:ilvl="7" w:tentative="1">
+      <w:start w:val="1"/>
+      <w:numFmt w:val="bullet"/>
+      <w:lvlText w:val=""/>
+      <w:lvlJc w:val="left"/>
+      <w:pPr>
+        <w:tabs>
+          <w:tab w:val="num" w:pos="5760"/>
+        </w:tabs>
+        <w:ind w:left="5760" w:hanging="360"/>
+      </w:pPr>
+      <w:rPr>
+        <w:rFonts w:ascii="Wingdings" w:hAnsi="Wingdings" w:hint="default"/>
+        <w:sz w:val="20"/>
+      </w:rPr>
+    </w:lvl>
+    <w:lvl w:ilvl="8" w:tentative="1">
+      <w:start w:val="1"/>
+      <w:numFmt w:val="bullet"/>
+      <w:lvlText w:val=""/>
+      <w:lvlJc w:val="left"/>
+      <w:pPr>
+        <w:tabs>
+          <w:tab w:val="num" w:pos="6480"/>
+        </w:tabs>
+        <w:ind w:left="6480" w:hanging="360"/>
+      </w:pPr>
+      <w:rPr>
+        <w:rFonts w:ascii="Wingdings" w:hAnsi="Wingdings" w:hint="default"/>
+        <w:sz w:val="20"/>
+      </w:rPr>
+    </w:lvl>
+  </w:abstractNum>
+  <w:abstractNum w:abstractNumId="17" w15:restartNumberingAfterBreak="0">
     <w:nsid w:val="4D5201B0"/>
     <w:multiLevelType w:val="hybridMultilevel"/>
     <w:tmpl w:val="1ACED706"/>
@@ -1782,7 +3263,7 @@
       </w:rPr>
     </w:lvl>
   </w:abstractNum>
-  <w:abstractNum w:abstractNumId="12" w15:restartNumberingAfterBreak="0">
+  <w:abstractNum w:abstractNumId="18" w15:restartNumberingAfterBreak="0">
     <w:nsid w:val="51D0517E"/>
     <w:multiLevelType w:val="hybridMultilevel"/>
     <w:tmpl w:val="BC48955E"/>
@@ -1895,7 +3376,156 @@
       </w:rPr>
     </w:lvl>
   </w:abstractNum>
-  <w:abstractNum w:abstractNumId="13" w15:restartNumberingAfterBreak="0">
+  <w:abstractNum w:abstractNumId="19" w15:restartNumberingAfterBreak="0">
+    <w:nsid w:val="52DC795C"/>
+    <w:multiLevelType w:val="multilevel"/>
+    <w:tmpl w:val="102E2116"/>
+    <w:lvl w:ilvl="0">
+      <w:start w:val="1"/>
+      <w:numFmt w:val="bullet"/>
+      <w:lvlText w:val=""/>
+      <w:lvlJc w:val="left"/>
+      <w:pPr>
+        <w:tabs>
+          <w:tab w:val="num" w:pos="720"/>
+        </w:tabs>
+        <w:ind w:left="720" w:hanging="360"/>
+      </w:pPr>
+      <w:rPr>
+        <w:rFonts w:ascii="Symbol" w:hAnsi="Symbol" w:hint="default"/>
+        <w:sz w:val="20"/>
+      </w:rPr>
+    </w:lvl>
+    <w:lvl w:ilvl="1" w:tentative="1">
+      <w:start w:val="1"/>
+      <w:numFmt w:val="bullet"/>
+      <w:lvlText w:val="o"/>
+      <w:lvlJc w:val="left"/>
+      <w:pPr>
+        <w:tabs>
+          <w:tab w:val="num" w:pos="1440"/>
+        </w:tabs>
+        <w:ind w:left="1440" w:hanging="360"/>
+      </w:pPr>
+      <w:rPr>
+        <w:rFonts w:ascii="Courier New" w:hAnsi="Courier New" w:hint="default"/>
+        <w:sz w:val="20"/>
+      </w:rPr>
+    </w:lvl>
+    <w:lvl w:ilvl="2" w:tentative="1">
+      <w:start w:val="1"/>
+      <w:numFmt w:val="bullet"/>
+      <w:lvlText w:val=""/>
+      <w:lvlJc w:val="left"/>
+      <w:pPr>
+        <w:tabs>
+          <w:tab w:val="num" w:pos="2160"/>
+        </w:tabs>
+        <w:ind w:left="2160" w:hanging="360"/>
+      </w:pPr>
+      <w:rPr>
+        <w:rFonts w:ascii="Wingdings" w:hAnsi="Wingdings" w:hint="default"/>
+        <w:sz w:val="20"/>
+      </w:rPr>
+    </w:lvl>
+    <w:lvl w:ilvl="3" w:tentative="1">
+      <w:start w:val="1"/>
+      <w:numFmt w:val="bullet"/>
+      <w:lvlText w:val=""/>
+      <w:lvlJc w:val="left"/>
+      <w:pPr>
+        <w:tabs>
+          <w:tab w:val="num" w:pos="2880"/>
+        </w:tabs>
+        <w:ind w:left="2880" w:hanging="360"/>
+      </w:pPr>
+      <w:rPr>
+        <w:rFonts w:ascii="Wingdings" w:hAnsi="Wingdings" w:hint="default"/>
+        <w:sz w:val="20"/>
+      </w:rPr>
+    </w:lvl>
+    <w:lvl w:ilvl="4" w:tentative="1">
+      <w:start w:val="1"/>
+      <w:numFmt w:val="bullet"/>
+      <w:lvlText w:val=""/>
+      <w:lvlJc w:val="left"/>
+      <w:pPr>
+        <w:tabs>
+          <w:tab w:val="num" w:pos="3600"/>
+        </w:tabs>
+        <w:ind w:left="3600" w:hanging="360"/>
+      </w:pPr>
+      <w:rPr>
+        <w:rFonts w:ascii="Wingdings" w:hAnsi="Wingdings" w:hint="default"/>
+        <w:sz w:val="20"/>
+      </w:rPr>
+    </w:lvl>
+    <w:lvl w:ilvl="5" w:tentative="1">
+      <w:start w:val="1"/>
+      <w:numFmt w:val="bullet"/>
+      <w:lvlText w:val=""/>
+      <w:lvlJc w:val="left"/>
+      <w:pPr>
+        <w:tabs>
+          <w:tab w:val="num" w:pos="4320"/>
+        </w:tabs>
+        <w:ind w:left="4320" w:hanging="360"/>
+      </w:pPr>
+      <w:rPr>
+        <w:rFonts w:ascii="Wingdings" w:hAnsi="Wingdings" w:hint="default"/>
+        <w:sz w:val="20"/>
+      </w:rPr>
+    </w:lvl>
+    <w:lvl w:ilvl="6" w:tentative="1">
+      <w:start w:val="1"/>
+      <w:numFmt w:val="bullet"/>
+      <w:lvlText w:val=""/>
+      <w:lvlJc w:val="left"/>
+      <w:pPr>
+        <w:tabs>
+          <w:tab w:val="num" w:pos="5040"/>
+        </w:tabs>
+        <w:ind w:left="5040" w:hanging="360"/>
+      </w:pPr>
+      <w:rPr>
+        <w:rFonts w:ascii="Wingdings" w:hAnsi="Wingdings" w:hint="default"/>
+        <w:sz w:val="20"/>
+      </w:rPr>
+    </w:lvl>
+    <w:lvl w:ilvl="7" w:tentative="1">
+      <w:start w:val="1"/>
+      <w:numFmt w:val="bullet"/>
+      <w:lvlText w:val=""/>
+      <w:lvlJc w:val="left"/>
+      <w:pPr>
+        <w:tabs>
+          <w:tab w:val="num" w:pos="5760"/>
+        </w:tabs>
+        <w:ind w:left="5760" w:hanging="360"/>
+      </w:pPr>
+      <w:rPr>
+        <w:rFonts w:ascii="Wingdings" w:hAnsi="Wingdings" w:hint="default"/>
+        <w:sz w:val="20"/>
+      </w:rPr>
+    </w:lvl>
+    <w:lvl w:ilvl="8" w:tentative="1">
+      <w:start w:val="1"/>
+      <w:numFmt w:val="bullet"/>
+      <w:lvlText w:val=""/>
+      <w:lvlJc w:val="left"/>
+      <w:pPr>
+        <w:tabs>
+          <w:tab w:val="num" w:pos="6480"/>
+        </w:tabs>
+        <w:ind w:left="6480" w:hanging="360"/>
+      </w:pPr>
+      <w:rPr>
+        <w:rFonts w:ascii="Wingdings" w:hAnsi="Wingdings" w:hint="default"/>
+        <w:sz w:val="20"/>
+      </w:rPr>
+    </w:lvl>
+  </w:abstractNum>
+  <w:abstractNum w:abstractNumId="20" w15:restartNumberingAfterBreak="0">
     <w:nsid w:val="55EC07EE"/>
     <w:multiLevelType w:val="hybridMultilevel"/>
     <w:tmpl w:val="34983AD0"/>
@@ -2008,7 +3638,7 @@
       </w:rPr>
     </w:lvl>
   </w:abstractNum>
-  <w:abstractNum w:abstractNumId="14" w15:restartNumberingAfterBreak="0">
+  <w:abstractNum w:abstractNumId="21" w15:restartNumberingAfterBreak="0">
     <w:nsid w:val="5A4F55C5"/>
     <w:multiLevelType w:val="hybridMultilevel"/>
     <w:tmpl w:val="CC6A9B74"/>
@@ -2121,7 +3751,7 @@
       </w:rPr>
     </w:lvl>
   </w:abstractNum>
-  <w:abstractNum w:abstractNumId="15" w15:restartNumberingAfterBreak="0">
+  <w:abstractNum w:abstractNumId="22" w15:restartNumberingAfterBreak="0">
     <w:nsid w:val="5BF63F85"/>
     <w:multiLevelType w:val="hybridMultilevel"/>
     <w:tmpl w:val="04429D9E"/>
@@ -2234,7 +3864,7 @@
       </w:rPr>
     </w:lvl>
   </w:abstractNum>
-  <w:abstractNum w:abstractNumId="16" w15:restartNumberingAfterBreak="0">
+  <w:abstractNum w:abstractNumId="23" w15:restartNumberingAfterBreak="0">
     <w:nsid w:val="624A7A83"/>
     <w:multiLevelType w:val="hybridMultilevel"/>
     <w:tmpl w:val="C9986388"/>
@@ -2347,7 +3977,7 @@
       </w:rPr>
     </w:lvl>
   </w:abstractNum>
-  <w:abstractNum w:abstractNumId="17" w15:restartNumberingAfterBreak="0">
+  <w:abstractNum w:abstractNumId="24" w15:restartNumberingAfterBreak="0">
     <w:nsid w:val="664F293A"/>
     <w:multiLevelType w:val="hybridMultilevel"/>
     <w:tmpl w:val="6150B958"/>
@@ -2460,7 +4090,156 @@
       </w:rPr>
     </w:lvl>
   </w:abstractNum>
-  <w:abstractNum w:abstractNumId="18" w15:restartNumberingAfterBreak="0">
+  <w:abstractNum w:abstractNumId="25" w15:restartNumberingAfterBreak="0">
+    <w:nsid w:val="670612EE"/>
+    <w:multiLevelType w:val="multilevel"/>
+    <w:tmpl w:val="AAB2E156"/>
+    <w:lvl w:ilvl="0">
+      <w:start w:val="1"/>
+      <w:numFmt w:val="bullet"/>
+      <w:lvlText w:val=""/>
+      <w:lvlJc w:val="left"/>
+      <w:pPr>
+        <w:tabs>
+          <w:tab w:val="num" w:pos="720"/>
+        </w:tabs>
+        <w:ind w:left="720" w:hanging="360"/>
+      </w:pPr>
+      <w:rPr>
+        <w:rFonts w:ascii="Symbol" w:hAnsi="Symbol" w:hint="default"/>
+        <w:sz w:val="20"/>
+      </w:rPr>
+    </w:lvl>
+    <w:lvl w:ilvl="1" w:tentative="1">
+      <w:start w:val="1"/>
+      <w:numFmt w:val="bullet"/>
+      <w:lvlText w:val="o"/>
+      <w:lvlJc w:val="left"/>
+      <w:pPr>
+        <w:tabs>
+          <w:tab w:val="num" w:pos="1440"/>
+        </w:tabs>
+        <w:ind w:left="1440" w:hanging="360"/>
+      </w:pPr>
+      <w:rPr>
+        <w:rFonts w:ascii="Courier New" w:hAnsi="Courier New" w:hint="default"/>
+        <w:sz w:val="20"/>
+      </w:rPr>
+    </w:lvl>
+    <w:lvl w:ilvl="2" w:tentative="1">
+      <w:start w:val="1"/>
+      <w:numFmt w:val="bullet"/>
+      <w:lvlText w:val=""/>
+      <w:lvlJc w:val="left"/>
+      <w:pPr>
+        <w:tabs>
+          <w:tab w:val="num" w:pos="2160"/>
+        </w:tabs>
+        <w:ind w:left="2160" w:hanging="360"/>
+      </w:pPr>
+      <w:rPr>
+        <w:rFonts w:ascii="Wingdings" w:hAnsi="Wingdings" w:hint="default"/>
+        <w:sz w:val="20"/>
+      </w:rPr>
+    </w:lvl>
+    <w:lvl w:ilvl="3" w:tentative="1">
+      <w:start w:val="1"/>
+      <w:numFmt w:val="bullet"/>
+      <w:lvlText w:val=""/>
+      <w:lvlJc w:val="left"/>
+      <w:pPr>
+        <w:tabs>
+          <w:tab w:val="num" w:pos="2880"/>
+        </w:tabs>
+        <w:ind w:left="2880" w:hanging="360"/>
+      </w:pPr>
+      <w:rPr>
+        <w:rFonts w:ascii="Wingdings" w:hAnsi="Wingdings" w:hint="default"/>
+        <w:sz w:val="20"/>
+      </w:rPr>
+    </w:lvl>
+    <w:lvl w:ilvl="4" w:tentative="1">
+      <w:start w:val="1"/>
+      <w:numFmt w:val="bullet"/>
+      <w:lvlText w:val=""/>
+      <w:lvlJc w:val="left"/>
+      <w:pPr>
+        <w:tabs>
+          <w:tab w:val="num" w:pos="3600"/>
+        </w:tabs>
+        <w:ind w:left="3600" w:hanging="360"/>
+      </w:pPr>
+      <w:rPr>
+        <w:rFonts w:ascii="Wingdings" w:hAnsi="Wingdings" w:hint="default"/>
+        <w:sz w:val="20"/>
+      </w:rPr>
+    </w:lvl>
+    <w:lvl w:ilvl="5" w:tentative="1">
+      <w:start w:val="1"/>
+      <w:numFmt w:val="bullet"/>
+      <w:lvlText w:val=""/>
+      <w:lvlJc w:val="left"/>
+      <w:pPr>
+        <w:tabs>
+          <w:tab w:val="num" w:pos="4320"/>
+        </w:tabs>
+        <w:ind w:left="4320" w:hanging="360"/>
+      </w:pPr>
+      <w:rPr>
+        <w:rFonts w:ascii="Wingdings" w:hAnsi="Wingdings" w:hint="default"/>
+        <w:sz w:val="20"/>
+      </w:rPr>
+    </w:lvl>
+    <w:lvl w:ilvl="6" w:tentative="1">
+      <w:start w:val="1"/>
+      <w:numFmt w:val="bullet"/>
+      <w:lvlText w:val=""/>
+      <w:lvlJc w:val="left"/>
+      <w:pPr>
+        <w:tabs>
+          <w:tab w:val="num" w:pos="5040"/>
+        </w:tabs>
+        <w:ind w:left="5040" w:hanging="360"/>
+      </w:pPr>
+      <w:rPr>
+        <w:rFonts w:ascii="Wingdings" w:hAnsi="Wingdings" w:hint="default"/>
+        <w:sz w:val="20"/>
+      </w:rPr>
+    </w:lvl>
+    <w:lvl w:ilvl="7" w:tentative="1">
+      <w:start w:val="1"/>
+      <w:numFmt w:val="bullet"/>
+      <w:lvlText w:val=""/>
+      <w:lvlJc w:val="left"/>
+      <w:pPr>
+        <w:tabs>
+          <w:tab w:val="num" w:pos="5760"/>
+        </w:tabs>
+        <w:ind w:left="5760" w:hanging="360"/>
+      </w:pPr>
+      <w:rPr>
+        <w:rFonts w:ascii="Wingdings" w:hAnsi="Wingdings" w:hint="default"/>
+        <w:sz w:val="20"/>
+      </w:rPr>
+    </w:lvl>
+    <w:lvl w:ilvl="8" w:tentative="1">
+      <w:start w:val="1"/>
+      <w:numFmt w:val="bullet"/>
+      <w:lvlText w:val=""/>
+      <w:lvlJc w:val="left"/>
+      <w:pPr>
+        <w:tabs>
+          <w:tab w:val="num" w:pos="6480"/>
+        </w:tabs>
+        <w:ind w:left="6480" w:hanging="360"/>
+      </w:pPr>
+      <w:rPr>
+        <w:rFonts w:ascii="Wingdings" w:hAnsi="Wingdings" w:hint="default"/>
+        <w:sz w:val="20"/>
+      </w:rPr>
+    </w:lvl>
+  </w:abstractNum>
+  <w:abstractNum w:abstractNumId="26" w15:restartNumberingAfterBreak="0">
     <w:nsid w:val="6E9046EE"/>
     <w:multiLevelType w:val="hybridMultilevel"/>
     <w:tmpl w:val="0F62A5E0"/>
@@ -2573,7 +4352,7 @@
       </w:rPr>
     </w:lvl>
   </w:abstractNum>
-  <w:abstractNum w:abstractNumId="19" w15:restartNumberingAfterBreak="0">
+  <w:abstractNum w:abstractNumId="27" w15:restartNumberingAfterBreak="0">
     <w:nsid w:val="7F1A5836"/>
     <w:multiLevelType w:val="hybridMultilevel"/>
     <w:tmpl w:val="462EA192"/>
@@ -2687,64 +4466,88 @@
     </w:lvl>
   </w:abstractNum>
   <w:num w:numId="1" w16cid:durableId="1887139174">
-    <w:abstractNumId w:val="2"/>
+    <w:abstractNumId w:val="5"/>
   </w:num>
   <w:num w:numId="2" w16cid:durableId="1925459018">
-    <w:abstractNumId w:val="15"/>
+    <w:abstractNumId w:val="22"/>
   </w:num>
   <w:num w:numId="3" w16cid:durableId="1794203167">
-    <w:abstractNumId w:val="11"/>
+    <w:abstractNumId w:val="17"/>
   </w:num>
   <w:num w:numId="4" w16cid:durableId="616331583">
-    <w:abstractNumId w:val="7"/>
+    <w:abstractNumId w:val="12"/>
   </w:num>
   <w:num w:numId="5" w16cid:durableId="29114416">
-    <w:abstractNumId w:val="6"/>
+    <w:abstractNumId w:val="11"/>
   </w:num>
   <w:num w:numId="6" w16cid:durableId="827021424">
     <w:abstractNumId w:val="1"/>
   </w:num>
   <w:num w:numId="7" w16cid:durableId="1441683096">
-    <w:abstractNumId w:val="9"/>
+    <w:abstractNumId w:val="14"/>
   </w:num>
   <w:num w:numId="8" w16cid:durableId="1333608020">
-    <w:abstractNumId w:val="14"/>
+    <w:abstractNumId w:val="21"/>
   </w:num>
   <w:num w:numId="9" w16cid:durableId="877012589">
-    <w:abstractNumId w:val="13"/>
+    <w:abstractNumId w:val="20"/>
   </w:num>
   <w:num w:numId="10" w16cid:durableId="271325075">
-    <w:abstractNumId w:val="5"/>
+    <w:abstractNumId w:val="10"/>
   </w:num>
   <w:num w:numId="11" w16cid:durableId="1475298596">
-    <w:abstractNumId w:val="17"/>
+    <w:abstractNumId w:val="24"/>
   </w:num>
   <w:num w:numId="12" w16cid:durableId="297492404">
     <w:abstractNumId w:val="0"/>
   </w:num>
   <w:num w:numId="13" w16cid:durableId="368337775">
+    <w:abstractNumId w:val="26"/>
+  </w:num>
+  <w:num w:numId="14" w16cid:durableId="1306400179">
+    <w:abstractNumId w:val="15"/>
+  </w:num>
+  <w:num w:numId="15" w16cid:durableId="508911360">
     <w:abstractNumId w:val="18"/>
   </w:num>
-  <w:num w:numId="14" w16cid:durableId="1306400179">
-    <w:abstractNumId w:val="10"/>
+  <w:num w:numId="16" w16cid:durableId="257249275">
+    <w:abstractNumId w:val="13"/>
   </w:num>
-  <w:num w:numId="15" w16cid:durableId="508911360">
-    <w:abstractNumId w:val="12"/>
+  <w:num w:numId="17" w16cid:durableId="1534272421">
+    <w:abstractNumId w:val="27"/>
   </w:num>
-  <w:num w:numId="16" w16cid:durableId="257249275">
+  <w:num w:numId="18" w16cid:durableId="993873500">
+    <w:abstractNumId w:val="23"/>
+  </w:num>
+  <w:num w:numId="19" w16cid:durableId="788931926">
+    <w:abstractNumId w:val="9"/>
+  </w:num>
+  <w:num w:numId="20" w16cid:durableId="1038629809">
+    <w:abstractNumId w:val="7"/>
+  </w:num>
+  <w:num w:numId="21" w16cid:durableId="1413694494">
+    <w:abstractNumId w:val="2"/>
+  </w:num>
+  <w:num w:numId="22" w16cid:durableId="591858237">
+    <w:abstractNumId w:val="4"/>
+  </w:num>
+  <w:num w:numId="23" w16cid:durableId="1649431781">
+    <w:abstractNumId w:val="3"/>
+  </w:num>
+  <w:num w:numId="24" w16cid:durableId="500003701">
+    <w:abstractNumId w:val="6"/>
+  </w:num>
+  <w:num w:numId="25" w16cid:durableId="1328241114">
     <w:abstractNumId w:val="8"/>
   </w:num>
-  <w:num w:numId="17" w16cid:durableId="1534272421">
+  <w:num w:numId="26" w16cid:durableId="1702852434">
     <w:abstractNumId w:val="19"/>
   </w:num>
-  <w:num w:numId="18" w16cid:durableId="993873500">
+  <w:num w:numId="27" w16cid:durableId="698356794">
     <w:abstractNumId w:val="16"/>
   </w:num>
-  <w:num w:numId="19" w16cid:durableId="788931926">
-    <w:abstractNumId w:val="4"/>
-  </w:num>
-  <w:num w:numId="20" w16cid:durableId="1038629809">
-    <w:abstractNumId w:val="3"/>
+  <w:num w:numId="28" w16cid:durableId="688722413">
+    <w:abstractNumId w:val="25"/>
   </w:num>
 </w:numbering>
 </file>
@@ -3352,7 +5155,6 @@
   <w:style w:type="character" w:default="1" w:styleId="Tipodeletrapredefinidodopargrafo">
     <w:name w:val="Default Paragraph Font"/>
     <w:uiPriority w:val="1"/>
-    <w:semiHidden/>
     <w:unhideWhenUsed/>
   </w:style>
   <w:style w:type="table" w:default="1" w:styleId="Tabelanormal">
@@ -3665,6 +5467,50 @@
       <w:color w:val="0F4761" w:themeColor="accent1" w:themeShade="BF"/>
       <w:spacing w:val="5"/>
     </w:rPr>
+  </w:style>
+  <w:style w:type="paragraph" w:styleId="Cabealho">
+    <w:name w:val="header"/>
+    <w:basedOn w:val="Normal"/>
+    <w:link w:val="CabealhoCarter"/>
+    <w:uiPriority w:val="99"/>
+    <w:unhideWhenUsed/>
+    <w:rsid w:val="00993253"/>
+    <w:pPr>
+      <w:tabs>
+        <w:tab w:val="center" w:pos="4513"/>
+        <w:tab w:val="right" w:pos="9026"/>
+      </w:tabs>
+      <w:spacing w:after="0" w:line="240" w:lineRule="auto"/>
+    </w:pPr>
+  </w:style>
+  <w:style w:type="character" w:customStyle="1" w:styleId="CabealhoCarter">
+    <w:name w:val="Cabeçalho Caráter"/>
+    <w:basedOn w:val="Tipodeletrapredefinidodopargrafo"/>
+    <w:link w:val="Cabealho"/>
+    <w:uiPriority w:val="99"/>
+    <w:rsid w:val="00993253"/>
+  </w:style>
+  <w:style w:type="paragraph" w:styleId="Rodap">
+    <w:name w:val="footer"/>
+    <w:basedOn w:val="Normal"/>
+    <w:link w:val="RodapCarter"/>
+    <w:uiPriority w:val="99"/>
+    <w:unhideWhenUsed/>
+    <w:rsid w:val="00993253"/>
+    <w:pPr>
+      <w:tabs>
+        <w:tab w:val="center" w:pos="4513"/>
+        <w:tab w:val="right" w:pos="9026"/>
+      </w:tabs>
+      <w:spacing w:after="0" w:line="240" w:lineRule="auto"/>
+    </w:pPr>
+  </w:style>
+  <w:style w:type="character" w:customStyle="1" w:styleId="RodapCarter">
+    <w:name w:val="Rodapé Caráter"/>
+    <w:basedOn w:val="Tipodeletrapredefinidodopargrafo"/>
+    <w:link w:val="Rodap"/>
+    <w:uiPriority w:val="99"/>
+    <w:rsid w:val="00993253"/>
   </w:style>
 </w:styles>
 </file>
